--- a/link/documentation/Signifyd LINK Integration Documentation 22.1.0.docx
+++ b/link/documentation/Signifyd LINK Integration Documentation 22.1.0.docx
@@ -56,19 +56,7 @@
         <w:rPr>
           <w:rFonts w:asciiTheme="majorHAnsi" w:hAnsiTheme="majorHAnsi"/>
         </w:rPr>
-        <w:t>5</w:t>
-      </w:r>
-      <w:r>
-        <w:rPr>
-          <w:rFonts w:asciiTheme="majorHAnsi" w:hAnsiTheme="majorHAnsi"/>
-        </w:rPr>
-        <w:t>.</w:t>
-      </w:r>
-      <w:r>
-        <w:rPr>
-          <w:rFonts w:asciiTheme="majorHAnsi" w:hAnsiTheme="majorHAnsi"/>
-        </w:rPr>
-        <w:t>0</w:t>
+        <w:t>6.1</w:t>
       </w:r>
     </w:p>
     <w:p>
@@ -179,42 +167,12 @@
           <w:pPr>
             <w:pStyle w:val="CabealhodoSumrio"/>
           </w:pPr>
-          <w:proofErr w:type="spellStart"/>
           <w:r>
             <w:rPr>
               <w:lang w:val="pt-BR"/>
             </w:rPr>
-            <w:t>Table</w:t>
+            <w:t>Table of Contents</w:t>
           </w:r>
-          <w:proofErr w:type="spellEnd"/>
-          <w:r>
-            <w:rPr>
-              <w:lang w:val="pt-BR"/>
-            </w:rPr>
-            <w:t xml:space="preserve"> </w:t>
-          </w:r>
-          <w:proofErr w:type="spellStart"/>
-          <w:r>
-            <w:rPr>
-              <w:lang w:val="pt-BR"/>
-            </w:rPr>
-            <w:t>of</w:t>
-          </w:r>
-          <w:proofErr w:type="spellEnd"/>
-          <w:r>
-            <w:rPr>
-              <w:lang w:val="pt-BR"/>
-            </w:rPr>
-            <w:t xml:space="preserve"> </w:t>
-          </w:r>
-          <w:proofErr w:type="spellStart"/>
-          <w:r>
-            <w:rPr>
-              <w:lang w:val="pt-BR"/>
-            </w:rPr>
-            <w:t>Contents</w:t>
-          </w:r>
-          <w:proofErr w:type="spellEnd"/>
         </w:p>
         <w:p>
           <w:pPr>
@@ -4061,23 +4019,7 @@
         <w:t>assumes</w:t>
       </w:r>
       <w:r>
-        <w:t xml:space="preserve"> the use of SFRA version &gt;= 3.3.0 and SiteGenesis 103.1.11 release of </w:t>
-      </w:r>
-      <w:proofErr w:type="spellStart"/>
-      <w:r>
-        <w:t>app_storefront_core</w:t>
-      </w:r>
-      <w:proofErr w:type="spellEnd"/>
-      <w:r>
-        <w:t xml:space="preserve">. Custom coding might be required if adapting the cartridge to work with other SiteGenesis releases, pre-2.0 releases, and versions of SiteGenesis that do not include the </w:t>
-      </w:r>
-      <w:proofErr w:type="spellStart"/>
-      <w:r>
-        <w:t>RequireJS</w:t>
-      </w:r>
-      <w:proofErr w:type="spellEnd"/>
-      <w:r>
-        <w:t xml:space="preserve"> framework</w:t>
+        <w:t xml:space="preserve"> the use of SFRA version &gt;= 3.3.0 and SiteGenesis 103.1.11 release of app_storefront_core. Custom coding might be required if adapting the cartridge to work with other SiteGenesis releases, pre-2.0 releases, and versions of SiteGenesis that do not include the RequireJS framework</w:t>
       </w:r>
       <w:r>
         <w:t>.</w:t>
@@ -4735,7 +4677,6 @@
       <w:r>
         <w:t xml:space="preserve">If the custom site preference </w:t>
       </w:r>
-      <w:proofErr w:type="spellStart"/>
       <w:r>
         <w:rPr>
           <w:rFonts w:cs="Trebuchet MS"/>
@@ -4745,7 +4686,6 @@
         </w:rPr>
         <w:t>SignifydCreateCasePolicy</w:t>
       </w:r>
-      <w:proofErr w:type="spellEnd"/>
       <w:r>
         <w:rPr>
           <w:rFonts w:cs="Trebuchet MS"/>
@@ -5111,7 +5051,6 @@
       <w:r>
         <w:t xml:space="preserve">If the custom site preference </w:t>
       </w:r>
-      <w:proofErr w:type="spellStart"/>
       <w:r>
         <w:rPr>
           <w:rFonts w:cs="Trebuchet MS"/>
@@ -5121,7 +5060,6 @@
         </w:rPr>
         <w:t>SignifydCreateCasePolicy</w:t>
       </w:r>
-      <w:proofErr w:type="spellEnd"/>
       <w:r>
         <w:rPr>
           <w:rFonts w:cs="Trebuchet MS"/>
@@ -5418,7 +5356,6 @@
         <w:t xml:space="preserve"> can be used by setting the custom site preference </w:t>
       </w:r>
       <w:bookmarkStart w:id="19" w:name="_Hlk148691776"/>
-      <w:proofErr w:type="spellStart"/>
       <w:r>
         <w:rPr>
           <w:rFonts w:cs="Trebuchet MS"/>
@@ -5429,7 +5366,6 @@
         <w:t>SignifydPassiveMode</w:t>
       </w:r>
       <w:bookmarkEnd w:id="19"/>
-      <w:proofErr w:type="spellEnd"/>
       <w:r>
         <w:t xml:space="preserve"> to “Yes”. I</w:t>
       </w:r>
@@ -5504,7 +5440,6 @@
       <w:r>
         <w:t xml:space="preserve">When in Pre-Auth mode, the merchant can set the </w:t>
       </w:r>
-      <w:proofErr w:type="spellStart"/>
       <w:r>
         <w:rPr>
           <w:b/>
@@ -5514,7 +5449,6 @@
         </w:rPr>
         <w:t>SignifydEnablePostAuthFallback</w:t>
       </w:r>
-      <w:proofErr w:type="spellEnd"/>
       <w:r>
         <w:t xml:space="preserve"> preference to “Yes” to have a fallback Post-Auth call in case the original Pre-Auth call fails during checkout. By default, this preference is set to “No”.</w:t>
       </w:r>
@@ -5601,21 +5535,12 @@
       <w:r>
         <w:t xml:space="preserve">. The function </w:t>
       </w:r>
-      <w:proofErr w:type="spellStart"/>
       <w:r>
         <w:rPr>
           <w:b/>
           <w:bCs/>
         </w:rPr>
-        <w:t>sendFulfillment</w:t>
-      </w:r>
-      <w:proofErr w:type="spellEnd"/>
-      <w:r>
-        <w:rPr>
-          <w:b/>
-          <w:bCs/>
-        </w:rPr>
-        <w:t xml:space="preserve"> </w:t>
+        <w:t xml:space="preserve">sendFulfillment </w:t>
       </w:r>
       <w:r>
         <w:t xml:space="preserve">from the file </w:t>
@@ -5759,15 +5684,7 @@
         <w:t>o</w:t>
       </w:r>
       <w:r>
-        <w:t xml:space="preserve">rder with the </w:t>
-      </w:r>
-      <w:proofErr w:type="spellStart"/>
-      <w:r>
-        <w:t>orderId</w:t>
-      </w:r>
-      <w:proofErr w:type="spellEnd"/>
-      <w:r>
-        <w:t xml:space="preserve"> parameter in the body.</w:t>
+        <w:t>rder with the orderId parameter in the body.</w:t>
       </w:r>
       <w:r>
         <w:t xml:space="preserve"> The </w:t>
@@ -5855,17 +5772,8 @@
     <w:p/>
     <w:p>
       <w:r>
-        <w:t xml:space="preserve">The Signifyd cartridge has a configuration setting to hold the order or immediately export depending on </w:t>
-      </w:r>
-      <w:proofErr w:type="spellStart"/>
-      <w:r>
-        <w:t>Signifyd’s</w:t>
-      </w:r>
-      <w:proofErr w:type="spellEnd"/>
-      <w:r>
-        <w:t xml:space="preserve"> guarantee decision. The site preference setting is called </w:t>
-      </w:r>
-      <w:proofErr w:type="spellStart"/>
+        <w:t xml:space="preserve">The Signifyd cartridge has a configuration setting to hold the order or immediately export depending on Signifyd’s guarantee decision. The site preference setting is called </w:t>
+      </w:r>
       <w:r>
         <w:rPr>
           <w:b/>
@@ -5873,7 +5781,6 @@
         </w:rPr>
         <w:t>SignifydHoldOrderEnable</w:t>
       </w:r>
-      <w:proofErr w:type="spellEnd"/>
       <w:r>
         <w:t xml:space="preserve"> and if set to true this indicates that the Salesforce Commerce Cloud order is held until the webhook listener is called and indicates that the order </w:t>
       </w:r>
@@ -5892,7 +5799,6 @@
       <w:r>
         <w:t xml:space="preserve">The site preference </w:t>
       </w:r>
-      <w:proofErr w:type="spellStart"/>
       <w:r>
         <w:rPr>
           <w:b/>
@@ -5900,7 +5806,6 @@
         </w:rPr>
         <w:t>SignifydCreateCasePolicy</w:t>
       </w:r>
-      <w:proofErr w:type="spellEnd"/>
       <w:r>
         <w:t xml:space="preserve"> decides whether the create case policy will be pre-authorization (synchronous) or post-authorization (asynchronous). </w:t>
       </w:r>
@@ -6009,15 +5914,7 @@
     <w:p/>
     <w:p>
       <w:r>
-        <w:t xml:space="preserve">To use </w:t>
-      </w:r>
-      <w:proofErr w:type="spellStart"/>
-      <w:r>
-        <w:t>Signifyd’s</w:t>
-      </w:r>
-      <w:proofErr w:type="spellEnd"/>
-      <w:r>
-        <w:t xml:space="preserve"> manual review feature for pre-auth, you would need to configure the </w:t>
+        <w:t xml:space="preserve">To use Signifyd’s manual review feature for pre-auth, you would need to configure the </w:t>
       </w:r>
       <w:r>
         <w:t>ORDER_CHECKPOINT_ACTION_UPDATE</w:t>
@@ -6152,15 +6049,7 @@
         <w:spacing w:after="200" w:line="276" w:lineRule="auto"/>
       </w:pPr>
       <w:r>
-        <w:t xml:space="preserve">SFCC consumes </w:t>
-      </w:r>
-      <w:proofErr w:type="spellStart"/>
-      <w:r>
-        <w:t>Signifyd’s</w:t>
-      </w:r>
-      <w:proofErr w:type="spellEnd"/>
-      <w:r>
-        <w:t xml:space="preserve"> </w:t>
+        <w:t xml:space="preserve">SFCC consumes Signifyd’s </w:t>
       </w:r>
       <w:r>
         <w:t>ORDER_CHECKPOINT_ACTION_UPDATE</w:t>
@@ -6808,27 +6697,7 @@
                 <w:szCs w:val="20"/>
               </w:rPr>
               <w:lastRenderedPageBreak/>
-              <w:t xml:space="preserve">- In case the payment was captured prior to receiving </w:t>
-            </w:r>
-            <w:proofErr w:type="spellStart"/>
-            <w:r>
-              <w:rPr>
-                <w:rFonts w:cstheme="minorHAnsi"/>
-                <w:color w:val="000000" w:themeColor="text1"/>
-                <w:sz w:val="20"/>
-                <w:szCs w:val="20"/>
-              </w:rPr>
-              <w:t>Signifyd's</w:t>
-            </w:r>
-            <w:proofErr w:type="spellEnd"/>
-            <w:r>
-              <w:rPr>
-                <w:rFonts w:cstheme="minorHAnsi"/>
-                <w:color w:val="000000" w:themeColor="text1"/>
-                <w:sz w:val="20"/>
-                <w:szCs w:val="20"/>
-              </w:rPr>
-              <w:t xml:space="preserve"> decision, the payment would need to be refunded</w:t>
+              <w:t>- In case the payment was captured prior to receiving Signifyd's decision, the payment would need to be refunded</w:t>
             </w:r>
           </w:p>
         </w:tc>
@@ -7089,36 +6958,12 @@
     <w:p/>
     <w:p>
       <w:r>
-        <w:t xml:space="preserve">Webhooks are sent by Signifyd when Signifyd approves/declines an order for guarantee and will be indicated in the </w:t>
-      </w:r>
-      <w:proofErr w:type="spellStart"/>
-      <w:r>
-        <w:t>checkpointAction</w:t>
-      </w:r>
-      <w:proofErr w:type="spellEnd"/>
-      <w:r>
-        <w:t xml:space="preserve"> string as “ACCEPT”, “REJECT”, or “HOLD". Typically, for pre-auth integrations, there is no need to configure a webhook as </w:t>
-      </w:r>
-      <w:proofErr w:type="spellStart"/>
-      <w:r>
-        <w:t>Signifyd’s</w:t>
-      </w:r>
-      <w:proofErr w:type="spellEnd"/>
-      <w:r>
-        <w:t xml:space="preserve"> decision will be synchronous. </w:t>
-      </w:r>
-    </w:p>
-    <w:p>
-      <w:r>
-        <w:t xml:space="preserve">However, if a merchant wants to use </w:t>
-      </w:r>
-      <w:proofErr w:type="spellStart"/>
-      <w:r>
-        <w:t>Signifyd’s</w:t>
-      </w:r>
-      <w:proofErr w:type="spellEnd"/>
-      <w:r>
-        <w:t xml:space="preserve"> manual review feature for pre-auth, then you would need to configure the </w:t>
+        <w:t xml:space="preserve">Webhooks are sent by Signifyd when Signifyd approves/declines an order for guarantee and will be indicated in the checkpointAction string as “ACCEPT”, “REJECT”, or “HOLD". Typically, for pre-auth integrations, there is no need to configure a webhook as Signifyd’s decision will be synchronous. </w:t>
+      </w:r>
+    </w:p>
+    <w:p>
+      <w:r>
+        <w:t xml:space="preserve">However, if a merchant wants to use Signifyd’s manual review feature for pre-auth, then you would need to configure the </w:t>
       </w:r>
       <w:r>
         <w:t>ORDER_CHECKPOINT_ACTION_UPDATE</w:t>
@@ -7141,11 +6986,9 @@
       <w:r>
         <w:t>“</w:t>
       </w:r>
-      <w:proofErr w:type="spellStart"/>
       <w:r>
         <w:t>caseId</w:t>
       </w:r>
-      <w:proofErr w:type="spellEnd"/>
       <w:r>
         <w:t>”</w:t>
       </w:r>
@@ -7155,24 +6998,14 @@
       <w:r>
         <w:t>“</w:t>
       </w:r>
-      <w:proofErr w:type="spellStart"/>
       <w:r>
         <w:t>signifydId</w:t>
       </w:r>
-      <w:proofErr w:type="spellEnd"/>
       <w:r>
         <w:t>”</w:t>
       </w:r>
       <w:r>
-        <w:t xml:space="preserve">, which is </w:t>
-      </w:r>
-      <w:proofErr w:type="spellStart"/>
-      <w:r>
-        <w:t>Signifyd's</w:t>
-      </w:r>
-      <w:proofErr w:type="spellEnd"/>
-      <w:r>
-        <w:t xml:space="preserve"> unique identifier for the order in our systems.</w:t>
+        <w:t>, which is Signifyd's unique identifier for the order in our systems.</w:t>
       </w:r>
     </w:p>
     <w:p>
@@ -7227,7 +7060,6 @@
       <w:r>
         <w:t xml:space="preserve">Merchants can add payment methods to an exclusion list by adding the payment method ids in the custom preference </w:t>
       </w:r>
-      <w:proofErr w:type="spellStart"/>
       <w:r>
         <w:rPr>
           <w:b/>
@@ -7235,7 +7067,6 @@
         </w:rPr>
         <w:t>SignifydPaymentMethodExclusion</w:t>
       </w:r>
-      <w:proofErr w:type="spellEnd"/>
       <w:r>
         <w:rPr>
           <w:b/>
@@ -7307,17 +7138,8 @@
         <w:t xml:space="preserve">These orders will instead be directly sent for payment authorization. </w:t>
       </w:r>
       <w:r>
-        <w:t xml:space="preserve">The </w:t>
-      </w:r>
-      <w:proofErr w:type="spellStart"/>
-      <w:r>
-        <w:t>boolean</w:t>
-      </w:r>
-      <w:proofErr w:type="spellEnd"/>
-      <w:r>
-        <w:t xml:space="preserve"> attribute </w:t>
-      </w:r>
-      <w:proofErr w:type="spellStart"/>
+        <w:t xml:space="preserve">The boolean attribute </w:t>
+      </w:r>
       <w:r>
         <w:rPr>
           <w:b/>
@@ -7325,7 +7147,6 @@
         </w:rPr>
         <w:t>SignifydPaymentMethodExclusionFlag</w:t>
       </w:r>
-      <w:proofErr w:type="spellEnd"/>
       <w:r>
         <w:t xml:space="preserve"> in the order will indicate that this order was ignored by Signifyd.</w:t>
       </w:r>
@@ -7381,15 +7202,12 @@
       <w:r>
         <w:t xml:space="preserve"> (</w:t>
       </w:r>
-      <w:proofErr w:type="spellStart"/>
       <w:r>
         <w:t>SignifydCaseID</w:t>
       </w:r>
-      <w:proofErr w:type="spellEnd"/>
       <w:r>
         <w:t xml:space="preserve"> attribute = null), have a retry count less than the maximum retry count configured in the custom preference </w:t>
       </w:r>
-      <w:proofErr w:type="spellStart"/>
       <w:r>
         <w:rPr>
           <w:b/>
@@ -7397,7 +7215,6 @@
         </w:rPr>
         <w:t>SignifydMaxRetryCount</w:t>
       </w:r>
-      <w:proofErr w:type="spellEnd"/>
       <w:r>
         <w:rPr>
           <w:b/>
@@ -7417,7 +7234,6 @@
       <w:r>
         <w:t xml:space="preserve"> or CANCELLED. Additionally, orders that were ignored due to the payment method being listed in the payment exclusion custom preference and have the attribute </w:t>
       </w:r>
-      <w:proofErr w:type="spellStart"/>
       <w:r>
         <w:rPr>
           <w:b/>
@@ -7425,7 +7241,6 @@
         </w:rPr>
         <w:t>SignifydPaymentMethodExclusionFlag</w:t>
       </w:r>
-      <w:proofErr w:type="spellEnd"/>
       <w:r>
         <w:t xml:space="preserve"> set as true, will not be processed by the job.</w:t>
       </w:r>
@@ -7445,7 +7260,6 @@
       <w:r>
         <w:t xml:space="preserve">Merchants can enable the custom site preference </w:t>
       </w:r>
-      <w:proofErr w:type="spellStart"/>
       <w:r>
         <w:rPr>
           <w:b/>
@@ -7453,7 +7267,6 @@
         </w:rPr>
         <w:t>SignifydEnableOrderNotes</w:t>
       </w:r>
-      <w:proofErr w:type="spellEnd"/>
       <w:r>
         <w:rPr>
           <w:b/>
@@ -7464,7 +7277,6 @@
       <w:r>
         <w:t xml:space="preserve">to add order notes related to Signifyd errors and information messages, in addition to the normal logging. When this functionality is enabled, the preference </w:t>
       </w:r>
-      <w:proofErr w:type="spellStart"/>
       <w:r>
         <w:rPr>
           <w:b/>
@@ -7472,7 +7284,6 @@
         </w:rPr>
         <w:t>SignifydOrderNotesLogLevel</w:t>
       </w:r>
-      <w:proofErr w:type="spellEnd"/>
       <w:r>
         <w:rPr>
           <w:b/>
@@ -9097,7 +8908,6 @@
         </w:rPr>
         <w:t xml:space="preserve">Function </w:t>
       </w:r>
-      <w:proofErr w:type="spellStart"/>
       <w:r>
         <w:rPr>
           <w:rFonts w:cstheme="minorHAnsi"/>
@@ -9105,17 +8915,7 @@
           <w:bCs/>
           <w:color w:val="00000A"/>
         </w:rPr>
-        <w:t>placeOrder</w:t>
-      </w:r>
-      <w:proofErr w:type="spellEnd"/>
-      <w:r>
-        <w:rPr>
-          <w:rFonts w:cstheme="minorHAnsi"/>
-          <w:b/>
-          <w:bCs/>
-          <w:color w:val="00000A"/>
-        </w:rPr>
-        <w:t>()</w:t>
+        <w:t>placeOrder()</w:t>
       </w:r>
       <w:r>
         <w:rPr>
@@ -9181,9 +8981,15 @@
           <w:bCs/>
           <w:color w:val="00000A"/>
         </w:rPr>
-        <w:t xml:space="preserve"> </w:t>
-      </w:r>
-      <w:proofErr w:type="spellStart"/>
+        <w:t xml:space="preserve"> SignifydHoldOrderEnable </w:t>
+      </w:r>
+      <w:r>
+        <w:rPr>
+          <w:rFonts w:cstheme="minorHAnsi"/>
+          <w:color w:val="00000A"/>
+        </w:rPr>
+        <w:t xml:space="preserve">is set to </w:t>
+      </w:r>
       <w:r>
         <w:rPr>
           <w:rFonts w:cstheme="minorHAnsi"/>
@@ -9191,56 +8997,14 @@
           <w:bCs/>
           <w:color w:val="00000A"/>
         </w:rPr>
-        <w:t>SignifydHoldOrderEnable</w:t>
-      </w:r>
-      <w:proofErr w:type="spellEnd"/>
-      <w:r>
-        <w:rPr>
-          <w:rFonts w:cstheme="minorHAnsi"/>
-          <w:b/>
-          <w:bCs/>
+        <w:t>Yes</w:t>
+      </w:r>
+      <w:r>
+        <w:rPr>
+          <w:rFonts w:cstheme="minorHAnsi"/>
           <w:color w:val="00000A"/>
         </w:rPr>
-        <w:t xml:space="preserve"> </w:t>
-      </w:r>
-      <w:r>
-        <w:rPr>
-          <w:rFonts w:cstheme="minorHAnsi"/>
-          <w:color w:val="00000A"/>
-        </w:rPr>
-        <w:t xml:space="preserve">is set to </w:t>
-      </w:r>
-      <w:r>
-        <w:rPr>
-          <w:rFonts w:cstheme="minorHAnsi"/>
-          <w:b/>
-          <w:bCs/>
-          <w:color w:val="00000A"/>
-        </w:rPr>
-        <w:t>Yes</w:t>
-      </w:r>
-      <w:r>
-        <w:rPr>
-          <w:rFonts w:cstheme="minorHAnsi"/>
-          <w:color w:val="00000A"/>
-        </w:rPr>
-        <w:t xml:space="preserve">, then the order export status will be set to Not Exported and will later be updated based on </w:t>
-      </w:r>
-      <w:proofErr w:type="spellStart"/>
-      <w:r>
-        <w:rPr>
-          <w:rFonts w:cstheme="minorHAnsi"/>
-          <w:color w:val="00000A"/>
-        </w:rPr>
-        <w:t>Signifyd’s</w:t>
-      </w:r>
-      <w:proofErr w:type="spellEnd"/>
-      <w:r>
-        <w:rPr>
-          <w:rFonts w:cstheme="minorHAnsi"/>
-          <w:color w:val="00000A"/>
-        </w:rPr>
-        <w:t xml:space="preserve"> webhook decision.</w:t>
+        <w:t>, then the order export status will be set to Not Exported and will later be updated based on Signifyd’s webhook decision.</w:t>
       </w:r>
     </w:p>
     <w:p>
@@ -9269,9 +9033,15 @@
           <w:bCs/>
           <w:color w:val="00000A"/>
         </w:rPr>
-        <w:t xml:space="preserve"> </w:t>
-      </w:r>
-      <w:proofErr w:type="spellStart"/>
+        <w:t xml:space="preserve"> SignifydHoldOrderEnable </w:t>
+      </w:r>
+      <w:r>
+        <w:rPr>
+          <w:rFonts w:cstheme="minorHAnsi"/>
+          <w:color w:val="00000A"/>
+        </w:rPr>
+        <w:t xml:space="preserve">is set to </w:t>
+      </w:r>
       <w:r>
         <w:rPr>
           <w:rFonts w:cstheme="minorHAnsi"/>
@@ -9279,9 +9049,15 @@
           <w:bCs/>
           <w:color w:val="00000A"/>
         </w:rPr>
-        <w:t>SignifydHoldOrderEnable</w:t>
-      </w:r>
-      <w:proofErr w:type="spellEnd"/>
+        <w:t>No</w:t>
+      </w:r>
+      <w:r>
+        <w:rPr>
+          <w:rFonts w:cstheme="minorHAnsi"/>
+          <w:color w:val="00000A"/>
+        </w:rPr>
+        <w:t xml:space="preserve">, then the order export status will be set to Ready For Export as in the default </w:t>
+      </w:r>
       <w:r>
         <w:rPr>
           <w:rFonts w:cstheme="minorHAnsi"/>
@@ -9289,50 +9065,7 @@
           <w:bCs/>
           <w:color w:val="00000A"/>
         </w:rPr>
-        <w:t xml:space="preserve"> </w:t>
-      </w:r>
-      <w:r>
-        <w:rPr>
-          <w:rFonts w:cstheme="minorHAnsi"/>
-          <w:color w:val="00000A"/>
-        </w:rPr>
-        <w:t xml:space="preserve">is set to </w:t>
-      </w:r>
-      <w:r>
-        <w:rPr>
-          <w:rFonts w:cstheme="minorHAnsi"/>
-          <w:b/>
-          <w:bCs/>
-          <w:color w:val="00000A"/>
-        </w:rPr>
-        <w:t>No</w:t>
-      </w:r>
-      <w:r>
-        <w:rPr>
-          <w:rFonts w:cstheme="minorHAnsi"/>
-          <w:color w:val="00000A"/>
-        </w:rPr>
-        <w:t xml:space="preserve">, then the order export status will be set to Ready For Export as in the default </w:t>
-      </w:r>
-      <w:proofErr w:type="spellStart"/>
-      <w:r>
-        <w:rPr>
-          <w:rFonts w:cstheme="minorHAnsi"/>
-          <w:b/>
-          <w:bCs/>
-          <w:color w:val="00000A"/>
-        </w:rPr>
-        <w:t>placeOrder</w:t>
-      </w:r>
-      <w:proofErr w:type="spellEnd"/>
-      <w:r>
-        <w:rPr>
-          <w:rFonts w:cstheme="minorHAnsi"/>
-          <w:b/>
-          <w:bCs/>
-          <w:color w:val="00000A"/>
-        </w:rPr>
-        <w:t xml:space="preserve">() </w:t>
+        <w:t xml:space="preserve">placeOrder() </w:t>
       </w:r>
       <w:r>
         <w:rPr>
@@ -9480,7 +9213,6 @@
         </w:rPr>
         <w:t xml:space="preserve">contains code to override the SFRA default function </w:t>
       </w:r>
-      <w:proofErr w:type="spellStart"/>
       <w:r>
         <w:rPr>
           <w:rFonts w:cstheme="minorHAnsi"/>
@@ -9488,9 +9220,15 @@
           <w:bCs/>
           <w:color w:val="00000A"/>
         </w:rPr>
-        <w:t>placeOrder</w:t>
-      </w:r>
-      <w:proofErr w:type="spellEnd"/>
+        <w:t>placeOrder()</w:t>
+      </w:r>
+      <w:r>
+        <w:rPr>
+          <w:rFonts w:cstheme="minorHAnsi"/>
+          <w:color w:val="00000A"/>
+        </w:rPr>
+        <w:t xml:space="preserve"> and add custom logic to set the export status according to the </w:t>
+      </w:r>
       <w:r>
         <w:rPr>
           <w:rFonts w:cstheme="minorHAnsi"/>
@@ -9498,26 +9236,8 @@
           <w:bCs/>
           <w:color w:val="00000A"/>
         </w:rPr>
-        <w:t>()</w:t>
-      </w:r>
-      <w:r>
-        <w:rPr>
-          <w:rFonts w:cstheme="minorHAnsi"/>
-          <w:color w:val="00000A"/>
-        </w:rPr>
-        <w:t xml:space="preserve"> and add custom logic to set the export status according to the </w:t>
-      </w:r>
-      <w:proofErr w:type="spellStart"/>
-      <w:r>
-        <w:rPr>
-          <w:rFonts w:cstheme="minorHAnsi"/>
-          <w:b/>
-          <w:bCs/>
-          <w:color w:val="00000A"/>
-        </w:rPr>
         <w:t>SignifydHoldOrderEnable</w:t>
       </w:r>
-      <w:proofErr w:type="spellEnd"/>
       <w:r>
         <w:rPr>
           <w:rFonts w:cstheme="minorHAnsi"/>
@@ -9850,69 +9570,21 @@
           <w:color w:val="4F81BD" w:themeColor="accent1"/>
         </w:rPr>
         <w:lastRenderedPageBreak/>
-        <w:t>var Signifyd = require('int_signifyd/cartridge/scripts/service/</w:t>
-      </w:r>
-      <w:proofErr w:type="spellStart"/>
+        <w:t>var Signifyd = require('int_signifyd/cartridge/scripts/service/signifyd');</w:t>
+      </w:r>
+      <w:r>
+        <w:rPr>
+          <w:rFonts w:cstheme="minorHAnsi"/>
+          <w:color w:val="4F81BD" w:themeColor="accent1"/>
+        </w:rPr>
+        <w:br/>
+      </w:r>
       <w:r>
         <w:rPr>
           <w:rFonts w:eastAsia="Times New Roman" w:cstheme="minorHAnsi"/>
           <w:color w:val="4F81BD" w:themeColor="accent1"/>
         </w:rPr>
-        <w:t>signifyd</w:t>
-      </w:r>
-      <w:proofErr w:type="spellEnd"/>
-      <w:r>
-        <w:rPr>
-          <w:rFonts w:eastAsia="Times New Roman" w:cstheme="minorHAnsi"/>
-          <w:color w:val="4F81BD" w:themeColor="accent1"/>
-        </w:rPr>
-        <w:t>');</w:t>
-      </w:r>
-      <w:r>
-        <w:rPr>
-          <w:rFonts w:cstheme="minorHAnsi"/>
-          <w:color w:val="4F81BD" w:themeColor="accent1"/>
-        </w:rPr>
-        <w:br/>
-      </w:r>
-      <w:r>
-        <w:rPr>
-          <w:rFonts w:eastAsia="Times New Roman" w:cstheme="minorHAnsi"/>
-          <w:color w:val="4F81BD" w:themeColor="accent1"/>
-        </w:rPr>
-        <w:t xml:space="preserve">var </w:t>
-      </w:r>
-      <w:proofErr w:type="spellStart"/>
-      <w:r>
-        <w:rPr>
-          <w:rFonts w:eastAsia="Times New Roman" w:cstheme="minorHAnsi"/>
-          <w:color w:val="4F81BD" w:themeColor="accent1"/>
-        </w:rPr>
-        <w:t>orderSessionID</w:t>
-      </w:r>
-      <w:proofErr w:type="spellEnd"/>
-      <w:r>
-        <w:rPr>
-          <w:rFonts w:eastAsia="Times New Roman" w:cstheme="minorHAnsi"/>
-          <w:color w:val="4F81BD" w:themeColor="accent1"/>
-        </w:rPr>
-        <w:t xml:space="preserve"> = </w:t>
-      </w:r>
-      <w:proofErr w:type="spellStart"/>
-      <w:r>
-        <w:rPr>
-          <w:rFonts w:eastAsia="Times New Roman" w:cstheme="minorHAnsi"/>
-          <w:color w:val="4F81BD" w:themeColor="accent1"/>
-        </w:rPr>
-        <w:t>Signifyd.getOrderSessionId</w:t>
-      </w:r>
-      <w:proofErr w:type="spellEnd"/>
-      <w:r>
-        <w:rPr>
-          <w:rFonts w:eastAsia="Times New Roman" w:cstheme="minorHAnsi"/>
-          <w:color w:val="4F81BD" w:themeColor="accent1"/>
-        </w:rPr>
-        <w:t>();</w:t>
+        <w:t>var orderSessionID = Signifyd.getOrderSessionId();</w:t>
       </w:r>
     </w:p>
     <w:p>
@@ -9942,95 +9614,29 @@
           <w:color w:val="4F81BD" w:themeColor="accent1"/>
         </w:rPr>
       </w:pPr>
-      <w:proofErr w:type="spellStart"/>
       <w:r>
         <w:rPr>
           <w:rFonts w:eastAsia="Times New Roman" w:cstheme="minorHAnsi"/>
           <w:color w:val="4F81BD" w:themeColor="accent1"/>
         </w:rPr>
-        <w:t>Signifyd.setOrderSessionId</w:t>
-      </w:r>
-      <w:proofErr w:type="spellEnd"/>
-      <w:r>
+        <w:t>Signifyd.setOrderSessionId(placeOrderResult.Order, orderSessionID);</w:t>
+      </w:r>
+    </w:p>
+    <w:p>
+      <w:pPr>
+        <w:shd w:val="clear" w:color="auto" w:fill="FFFFFF"/>
+        <w:spacing w:after="0" w:line="285" w:lineRule="atLeast"/>
         <w:rPr>
           <w:rFonts w:eastAsia="Times New Roman" w:cstheme="minorHAnsi"/>
           <w:color w:val="4F81BD" w:themeColor="accent1"/>
         </w:rPr>
-        <w:t>(</w:t>
-      </w:r>
-      <w:proofErr w:type="spellStart"/>
+      </w:pPr>
       <w:r>
         <w:rPr>
           <w:rFonts w:eastAsia="Times New Roman" w:cstheme="minorHAnsi"/>
           <w:color w:val="4F81BD" w:themeColor="accent1"/>
         </w:rPr>
-        <w:t>placeOrderResult.Order</w:t>
-      </w:r>
-      <w:proofErr w:type="spellEnd"/>
-      <w:r>
-        <w:rPr>
-          <w:rFonts w:eastAsia="Times New Roman" w:cstheme="minorHAnsi"/>
-          <w:color w:val="4F81BD" w:themeColor="accent1"/>
-        </w:rPr>
-        <w:t xml:space="preserve">, </w:t>
-      </w:r>
-      <w:proofErr w:type="spellStart"/>
-      <w:r>
-        <w:rPr>
-          <w:rFonts w:eastAsia="Times New Roman" w:cstheme="minorHAnsi"/>
-          <w:color w:val="4F81BD" w:themeColor="accent1"/>
-        </w:rPr>
-        <w:t>orderSessionID</w:t>
-      </w:r>
-      <w:proofErr w:type="spellEnd"/>
-      <w:r>
-        <w:rPr>
-          <w:rFonts w:eastAsia="Times New Roman" w:cstheme="minorHAnsi"/>
-          <w:color w:val="4F81BD" w:themeColor="accent1"/>
-        </w:rPr>
-        <w:t>);</w:t>
-      </w:r>
-    </w:p>
-    <w:p>
-      <w:pPr>
-        <w:shd w:val="clear" w:color="auto" w:fill="FFFFFF"/>
-        <w:spacing w:after="0" w:line="285" w:lineRule="atLeast"/>
-        <w:rPr>
-          <w:rFonts w:eastAsia="Times New Roman" w:cstheme="minorHAnsi"/>
-          <w:color w:val="4F81BD" w:themeColor="accent1"/>
-        </w:rPr>
-      </w:pPr>
-      <w:proofErr w:type="spellStart"/>
-      <w:r>
-        <w:rPr>
-          <w:rFonts w:eastAsia="Times New Roman" w:cstheme="minorHAnsi"/>
-          <w:color w:val="4F81BD" w:themeColor="accent1"/>
-        </w:rPr>
-        <w:t>Signifyd.Call</w:t>
-      </w:r>
-      <w:proofErr w:type="spellEnd"/>
-      <w:r>
-        <w:rPr>
-          <w:rFonts w:eastAsia="Times New Roman" w:cstheme="minorHAnsi"/>
-          <w:color w:val="4F81BD" w:themeColor="accent1"/>
-        </w:rPr>
-        <w:t>(</w:t>
-      </w:r>
-      <w:proofErr w:type="spellStart"/>
-      <w:r>
-        <w:rPr>
-          <w:rFonts w:eastAsia="Times New Roman" w:cstheme="minorHAnsi"/>
-          <w:color w:val="4F81BD" w:themeColor="accent1"/>
-        </w:rPr>
-        <w:t>placeOrderResult.Order</w:t>
-      </w:r>
-      <w:proofErr w:type="spellEnd"/>
-      <w:r>
-        <w:rPr>
-          <w:rFonts w:eastAsia="Times New Roman" w:cstheme="minorHAnsi"/>
-          <w:color w:val="4F81BD" w:themeColor="accent1"/>
-        </w:rPr>
-        <w:t>);</w:t>
+        <w:t>Signifyd.Call(placeOrderResult.Order);</w:t>
       </w:r>
     </w:p>
     <w:p>
@@ -10117,25 +9723,7 @@
           <w:i/>
           <w:color w:val="4F81BD" w:themeColor="accent1"/>
         </w:rPr>
-        <w:t>else if (</w:t>
-      </w:r>
-      <w:proofErr w:type="spellStart"/>
-      <w:r>
-        <w:rPr>
-          <w:rFonts w:cstheme="minorHAnsi"/>
-          <w:i/>
-          <w:color w:val="4F81BD" w:themeColor="accent1"/>
-        </w:rPr>
-        <w:t>placeOrderResult.order_created</w:t>
-      </w:r>
-      <w:proofErr w:type="spellEnd"/>
-      <w:r>
-        <w:rPr>
-          <w:rFonts w:cstheme="minorHAnsi"/>
-          <w:i/>
-          <w:color w:val="4F81BD" w:themeColor="accent1"/>
-        </w:rPr>
-        <w:t>) {</w:t>
+        <w:t>else if (placeOrderResult.order_created) {</w:t>
       </w:r>
       <w:r>
         <w:rPr>
@@ -10347,19 +9935,8 @@
           <w:bCs/>
           <w:iCs/>
         </w:rPr>
-        <w:t>default/components/header/</w:t>
-      </w:r>
-      <w:proofErr w:type="spellStart"/>
-      <w:r>
-        <w:rPr>
-          <w:rFonts w:cstheme="minorHAnsi"/>
-          <w:b/>
-          <w:bCs/>
-          <w:iCs/>
-        </w:rPr>
-        <w:t>htmlhead.isml</w:t>
-      </w:r>
-      <w:proofErr w:type="spellEnd"/>
+        <w:t>default/components/header/htmlhead.isml</w:t>
+      </w:r>
       <w:r>
         <w:rPr>
           <w:rFonts w:cstheme="minorHAnsi"/>
@@ -10420,87 +9997,23 @@
           <w:rFonts w:cstheme="minorHAnsi"/>
           <w:color w:val="4F81BD" w:themeColor="accent1"/>
         </w:rPr>
-        <w:t>&lt;</w:t>
-      </w:r>
-      <w:proofErr w:type="spellStart"/>
+        <w:t>&lt;isif condition="${dw.system.Site.getCurrent().getCustomPreferenceValue('SignifydEnableCartridge')}"&gt;</w:t>
+      </w:r>
       <w:r>
         <w:rPr>
           <w:rFonts w:cstheme="minorHAnsi"/>
           <w:color w:val="4F81BD" w:themeColor="accent1"/>
         </w:rPr>
-        <w:t>isif</w:t>
-      </w:r>
-      <w:proofErr w:type="spellEnd"/>
+        <w:br/>
+        <w:t xml:space="preserve">  &lt;isinclude template="signifyd_device_fingerprint" /&gt;</w:t>
+      </w:r>
       <w:r>
         <w:rPr>
           <w:rFonts w:cstheme="minorHAnsi"/>
           <w:color w:val="4F81BD" w:themeColor="accent1"/>
         </w:rPr>
-        <w:t xml:space="preserve"> condition="${dw.system.Site.getCurrent().getCustomPreferenceValue('SignifydEnableCartridge')}"&gt;</w:t>
-      </w:r>
-      <w:r>
-        <w:rPr>
-          <w:rFonts w:cstheme="minorHAnsi"/>
-          <w:color w:val="4F81BD" w:themeColor="accent1"/>
-        </w:rPr>
         <w:br/>
-        <w:t xml:space="preserve">  &lt;</w:t>
-      </w:r>
-      <w:proofErr w:type="spellStart"/>
-      <w:r>
-        <w:rPr>
-          <w:rFonts w:cstheme="minorHAnsi"/>
-          <w:color w:val="4F81BD" w:themeColor="accent1"/>
-        </w:rPr>
-        <w:t>isinclude</w:t>
-      </w:r>
-      <w:proofErr w:type="spellEnd"/>
-      <w:r>
-        <w:rPr>
-          <w:rFonts w:cstheme="minorHAnsi"/>
-          <w:color w:val="4F81BD" w:themeColor="accent1"/>
-        </w:rPr>
-        <w:t xml:space="preserve"> template="</w:t>
-      </w:r>
-      <w:proofErr w:type="spellStart"/>
-      <w:r>
-        <w:rPr>
-          <w:rFonts w:cstheme="minorHAnsi"/>
-          <w:color w:val="4F81BD" w:themeColor="accent1"/>
-        </w:rPr>
-        <w:t>signifyd_device_fingerprint</w:t>
-      </w:r>
-      <w:proofErr w:type="spellEnd"/>
-      <w:r>
-        <w:rPr>
-          <w:rFonts w:cstheme="minorHAnsi"/>
-          <w:color w:val="4F81BD" w:themeColor="accent1"/>
-        </w:rPr>
-        <w:t>" /&gt;</w:t>
-      </w:r>
-      <w:r>
-        <w:rPr>
-          <w:rFonts w:cstheme="minorHAnsi"/>
-          <w:color w:val="4F81BD" w:themeColor="accent1"/>
-        </w:rPr>
-        <w:br/>
-        <w:t>&lt;/</w:t>
-      </w:r>
-      <w:proofErr w:type="spellStart"/>
-      <w:r>
-        <w:rPr>
-          <w:rFonts w:cstheme="minorHAnsi"/>
-          <w:color w:val="4F81BD" w:themeColor="accent1"/>
-        </w:rPr>
-        <w:t>isif</w:t>
-      </w:r>
-      <w:proofErr w:type="spellEnd"/>
-      <w:r>
-        <w:rPr>
-          <w:rFonts w:cstheme="minorHAnsi"/>
-          <w:color w:val="4F81BD" w:themeColor="accent1"/>
-        </w:rPr>
-        <w:t>&gt;</w:t>
+        <w:t>&lt;/isif&gt;</w:t>
       </w:r>
     </w:p>
     <w:p>
@@ -10689,7 +10202,6 @@
         </w:rPr>
         <w:t xml:space="preserve"> </w:t>
       </w:r>
-      <w:proofErr w:type="spellStart"/>
       <w:r>
         <w:rPr>
           <w:rFonts w:cstheme="minorHAnsi"/>
@@ -10699,7 +10211,6 @@
         </w:rPr>
         <w:t>COSummary</w:t>
       </w:r>
-      <w:proofErr w:type="spellEnd"/>
       <w:r>
         <w:rPr>
           <w:rFonts w:cstheme="minorHAnsi"/>
@@ -11106,39 +10617,7 @@
           <w:rFonts w:cstheme="minorHAnsi"/>
           <w:color w:val="00000A"/>
         </w:rPr>
-        <w:t xml:space="preserve"> for valid response codes. AVS and CVV values should be updated by the merchant for </w:t>
-      </w:r>
-      <w:proofErr w:type="spellStart"/>
-      <w:r>
-        <w:rPr>
-          <w:rFonts w:cstheme="minorHAnsi"/>
-          <w:color w:val="00000A"/>
-        </w:rPr>
-        <w:t>getSendTransactionParams</w:t>
-      </w:r>
-      <w:proofErr w:type="spellEnd"/>
-      <w:r>
-        <w:rPr>
-          <w:rFonts w:cstheme="minorHAnsi"/>
-          <w:color w:val="00000A"/>
-        </w:rPr>
-        <w:t xml:space="preserve">() (in case of Pre-auth enabled) and </w:t>
-      </w:r>
-      <w:proofErr w:type="spellStart"/>
-      <w:r>
-        <w:rPr>
-          <w:rFonts w:cstheme="minorHAnsi"/>
-          <w:color w:val="00000A"/>
-        </w:rPr>
-        <w:t>getParams</w:t>
-      </w:r>
-      <w:proofErr w:type="spellEnd"/>
-      <w:r>
-        <w:rPr>
-          <w:rFonts w:cstheme="minorHAnsi"/>
-          <w:color w:val="00000A"/>
-        </w:rPr>
-        <w:t>() (in case Post-auth enabled) functions on signifyd.js file.</w:t>
+        <w:t xml:space="preserve"> for valid response codes. AVS and CVV values should be updated by the merchant for getSendTransactionParams() (in case of Pre-auth enabled) and getParams() (in case Post-auth enabled) functions on signifyd.js file.</w:t>
       </w:r>
     </w:p>
     <w:p>
@@ -11169,7 +10648,6 @@
           <w:color w:val="00000A"/>
         </w:rPr>
       </w:pPr>
-      <w:proofErr w:type="spellStart"/>
       <w:r>
         <w:rPr>
           <w:rFonts w:cstheme="minorHAnsi"/>
@@ -11177,17 +10655,7 @@
           <w:bCs/>
           <w:color w:val="00000A"/>
         </w:rPr>
-        <w:t>getSendTransactionParams</w:t>
-      </w:r>
-      <w:proofErr w:type="spellEnd"/>
-      <w:r>
-        <w:rPr>
-          <w:rFonts w:cstheme="minorHAnsi"/>
-          <w:b/>
-          <w:bCs/>
-          <w:color w:val="00000A"/>
-        </w:rPr>
-        <w:t>()</w:t>
+        <w:t>getSendTransactionParams()</w:t>
       </w:r>
     </w:p>
     <w:p>
@@ -11278,7 +10746,6 @@
           <w:color w:val="00000A"/>
         </w:rPr>
       </w:pPr>
-      <w:proofErr w:type="spellStart"/>
       <w:r>
         <w:rPr>
           <w:rFonts w:cstheme="minorHAnsi"/>
@@ -11287,17 +10754,7 @@
           <w:color w:val="00000A"/>
         </w:rPr>
         <w:lastRenderedPageBreak/>
-        <w:t>getParams</w:t>
-      </w:r>
-      <w:proofErr w:type="spellEnd"/>
-      <w:r>
-        <w:rPr>
-          <w:rFonts w:cstheme="minorHAnsi"/>
-          <w:b/>
-          <w:bCs/>
-          <w:color w:val="00000A"/>
-        </w:rPr>
-        <w:t>()</w:t>
+        <w:t>getParams()</w:t>
       </w:r>
     </w:p>
     <w:p>
@@ -11445,7 +10902,6 @@
         </w:rPr>
         <w:t xml:space="preserve">Order channel information should be updated by the merchant in the </w:t>
       </w:r>
-      <w:proofErr w:type="spellStart"/>
       <w:r>
         <w:rPr>
           <w:rFonts w:cstheme="minorHAnsi"/>
@@ -11453,17 +10909,7 @@
           <w:bCs/>
           <w:color w:val="00000A"/>
         </w:rPr>
-        <w:t>getParams</w:t>
-      </w:r>
-      <w:proofErr w:type="spellEnd"/>
-      <w:r>
-        <w:rPr>
-          <w:rFonts w:cstheme="minorHAnsi"/>
-          <w:b/>
-          <w:bCs/>
-          <w:color w:val="00000A"/>
-        </w:rPr>
-        <w:t>()</w:t>
+        <w:t>getParams()</w:t>
       </w:r>
       <w:r>
         <w:rPr>
@@ -11665,7 +11111,6 @@
         </w:rPr>
         <w:t xml:space="preserve">For the Fulfillment API, the following request fields should be updated by the merchant on the function </w:t>
       </w:r>
-      <w:proofErr w:type="spellStart"/>
       <w:r>
         <w:rPr>
           <w:rFonts w:cs="Trebuchet MS"/>
@@ -11673,17 +11118,7 @@
           <w:bCs/>
           <w:color w:val="00000A"/>
         </w:rPr>
-        <w:t>getSendFulfillmentParams</w:t>
-      </w:r>
-      <w:proofErr w:type="spellEnd"/>
-      <w:r>
-        <w:rPr>
-          <w:rFonts w:cs="Trebuchet MS"/>
-          <w:b/>
-          <w:bCs/>
-          <w:color w:val="00000A"/>
-        </w:rPr>
-        <w:t>()</w:t>
+        <w:t>getSendFulfillmentParams()</w:t>
       </w:r>
       <w:r>
         <w:rPr>
@@ -12276,7 +11711,6 @@
         </w:rPr>
         <w:t xml:space="preserve">If the custom site preference </w:t>
       </w:r>
-      <w:proofErr w:type="spellStart"/>
       <w:r>
         <w:rPr>
           <w:rFonts w:cs="Trebuchet MS"/>
@@ -12284,17 +11718,7 @@
           <w:i/>
           <w:color w:val="00000A"/>
         </w:rPr>
-        <w:t>SignifydCreateCasePolicy</w:t>
-      </w:r>
-      <w:proofErr w:type="spellEnd"/>
-      <w:r>
-        <w:rPr>
-          <w:rFonts w:cs="Trebuchet MS"/>
-          <w:b/>
-          <w:i/>
-          <w:color w:val="00000A"/>
-        </w:rPr>
-        <w:t xml:space="preserve"> </w:t>
+        <w:t xml:space="preserve">SignifydCreateCasePolicy </w:t>
       </w:r>
       <w:r>
         <w:rPr>
@@ -12332,7 +11756,6 @@
         </w:rPr>
         <w:t xml:space="preserve">aforementioned </w:t>
       </w:r>
-      <w:proofErr w:type="spellStart"/>
       <w:r>
         <w:rPr>
           <w:rFonts w:cs="Trebuchet MS"/>
@@ -12340,17 +11763,7 @@
           <w:iCs/>
           <w:color w:val="00000A"/>
         </w:rPr>
-        <w:t>Signifyd's</w:t>
-      </w:r>
-      <w:proofErr w:type="spellEnd"/>
-      <w:r>
-        <w:rPr>
-          <w:rFonts w:cs="Trebuchet MS"/>
-          <w:bCs/>
-          <w:iCs/>
-          <w:color w:val="00000A"/>
-        </w:rPr>
-        <w:t xml:space="preserve"> manual review services</w:t>
+        <w:t>Signifyd's manual review services</w:t>
       </w:r>
       <w:r>
         <w:rPr>
@@ -12620,21 +12033,12 @@
           <w:color w:val="00000A"/>
         </w:rPr>
       </w:pPr>
-      <w:proofErr w:type="spellStart"/>
       <w:r>
         <w:rPr>
           <w:rFonts w:cs="Trebuchet MS"/>
           <w:color w:val="00000A"/>
         </w:rPr>
-        <w:t>SignifydCheckout</w:t>
-      </w:r>
-      <w:proofErr w:type="spellEnd"/>
-      <w:r>
-        <w:rPr>
-          <w:rFonts w:cs="Trebuchet MS"/>
-          <w:color w:val="00000A"/>
-        </w:rPr>
-        <w:t xml:space="preserve"> </w:t>
+        <w:t xml:space="preserve">SignifydCheckout </w:t>
       </w:r>
       <w:r>
         <w:rPr>
@@ -12668,21 +12072,12 @@
           <w:color w:val="00000A"/>
         </w:rPr>
       </w:pPr>
-      <w:proofErr w:type="spellStart"/>
       <w:r>
         <w:rPr>
           <w:rFonts w:cs="Trebuchet MS"/>
           <w:color w:val="00000A"/>
         </w:rPr>
-        <w:t>SignifydSale</w:t>
-      </w:r>
-      <w:proofErr w:type="spellEnd"/>
-      <w:r>
-        <w:rPr>
-          <w:rFonts w:cs="Trebuchet MS"/>
-          <w:color w:val="00000A"/>
-        </w:rPr>
-        <w:t xml:space="preserve"> </w:t>
+        <w:t xml:space="preserve">SignifydSale </w:t>
       </w:r>
       <w:r>
         <w:rPr>
@@ -12709,21 +12104,12 @@
           <w:color w:val="00000A"/>
         </w:rPr>
       </w:pPr>
-      <w:proofErr w:type="spellStart"/>
       <w:r>
         <w:rPr>
           <w:rFonts w:cs="Trebuchet MS"/>
           <w:color w:val="00000A"/>
         </w:rPr>
-        <w:t>SignifydSendFullfilment</w:t>
-      </w:r>
-      <w:proofErr w:type="spellEnd"/>
-      <w:r>
-        <w:rPr>
-          <w:rFonts w:cs="Trebuchet MS"/>
-          <w:color w:val="00000A"/>
-        </w:rPr>
-        <w:t xml:space="preserve"> </w:t>
+        <w:t xml:space="preserve">SignifydSendFullfilment </w:t>
       </w:r>
       <w:r>
         <w:rPr>
@@ -12750,7 +12136,6 @@
           <w:color w:val="00000A"/>
         </w:rPr>
       </w:pPr>
-      <w:proofErr w:type="spellStart"/>
       <w:r>
         <w:rPr>
           <w:rFonts w:cs="Trebuchet MS"/>
@@ -12758,7 +12143,6 @@
         </w:rPr>
         <w:t>SignifydTransaction</w:t>
       </w:r>
-      <w:proofErr w:type="spellEnd"/>
     </w:p>
     <w:p>
       <w:pPr>
@@ -13405,15 +12789,7 @@
         <w:spacing w:after="0" w:line="240" w:lineRule="auto"/>
       </w:pPr>
       <w:r>
-        <w:t xml:space="preserve">Signifyd sends the </w:t>
-      </w:r>
-      <w:proofErr w:type="spellStart"/>
-      <w:r>
-        <w:t>checkpointAction</w:t>
-      </w:r>
-      <w:proofErr w:type="spellEnd"/>
-      <w:r>
-        <w:t xml:space="preserve"> field as “Accept” in the response. </w:t>
+        <w:t xml:space="preserve">Signifyd sends the checkpointAction field as “Accept” in the response. </w:t>
       </w:r>
       <w:r>
         <w:t xml:space="preserve">The </w:t>
@@ -13421,7 +12797,6 @@
       <w:r>
         <w:t xml:space="preserve">attributes </w:t>
       </w:r>
-      <w:proofErr w:type="spellStart"/>
       <w:r>
         <w:rPr>
           <w:b/>
@@ -13429,11 +12804,9 @@
         </w:rPr>
         <w:t>SignifydCaseID</w:t>
       </w:r>
-      <w:proofErr w:type="spellEnd"/>
       <w:r>
         <w:t xml:space="preserve">, </w:t>
       </w:r>
-      <w:proofErr w:type="spellStart"/>
       <w:r>
         <w:rPr>
           <w:b/>
@@ -13441,11 +12814,9 @@
         </w:rPr>
         <w:t>SignifydOrderURL</w:t>
       </w:r>
-      <w:proofErr w:type="spellEnd"/>
       <w:r>
         <w:t xml:space="preserve">, </w:t>
       </w:r>
-      <w:proofErr w:type="spellStart"/>
       <w:r>
         <w:rPr>
           <w:b/>
@@ -13453,11 +12824,9 @@
         </w:rPr>
         <w:t>SignifydFraudScore</w:t>
       </w:r>
-      <w:proofErr w:type="spellEnd"/>
       <w:r>
         <w:t xml:space="preserve">, </w:t>
       </w:r>
-      <w:proofErr w:type="spellStart"/>
       <w:r>
         <w:rPr>
           <w:b/>
@@ -13465,11 +12834,9 @@
         </w:rPr>
         <w:t>SignifydPolicy</w:t>
       </w:r>
-      <w:proofErr w:type="spellEnd"/>
       <w:r>
         <w:t xml:space="preserve"> and </w:t>
       </w:r>
-      <w:proofErr w:type="spellStart"/>
       <w:r>
         <w:rPr>
           <w:b/>
@@ -13477,7 +12844,6 @@
         </w:rPr>
         <w:t>SignifydPolicyName</w:t>
       </w:r>
-      <w:proofErr w:type="spellEnd"/>
       <w:r>
         <w:t xml:space="preserve"> are saved on the order and the order proceeds to authorization.</w:t>
       </w:r>
@@ -13613,15 +12979,7 @@
         <w:spacing w:after="0" w:line="240" w:lineRule="auto"/>
       </w:pPr>
       <w:r>
-        <w:t xml:space="preserve">Signifyd sends the </w:t>
-      </w:r>
-      <w:proofErr w:type="spellStart"/>
-      <w:r>
-        <w:t>checkpointAction</w:t>
-      </w:r>
-      <w:proofErr w:type="spellEnd"/>
-      <w:r>
-        <w:t xml:space="preserve"> field as “Reject” in the response. </w:t>
+        <w:t xml:space="preserve">Signifyd sends the checkpointAction field as “Reject” in the response. </w:t>
       </w:r>
       <w:r>
         <w:t xml:space="preserve">The </w:t>
@@ -13629,7 +12987,6 @@
       <w:r>
         <w:t xml:space="preserve">attributes </w:t>
       </w:r>
-      <w:proofErr w:type="spellStart"/>
       <w:r>
         <w:rPr>
           <w:b/>
@@ -13637,11 +12994,9 @@
         </w:rPr>
         <w:t>SignifydCaseID</w:t>
       </w:r>
-      <w:proofErr w:type="spellEnd"/>
       <w:r>
         <w:t xml:space="preserve">, </w:t>
       </w:r>
-      <w:proofErr w:type="spellStart"/>
       <w:r>
         <w:rPr>
           <w:b/>
@@ -13649,11 +13004,9 @@
         </w:rPr>
         <w:t>SignifydOrderURL</w:t>
       </w:r>
-      <w:proofErr w:type="spellEnd"/>
       <w:r>
         <w:t xml:space="preserve">, </w:t>
       </w:r>
-      <w:proofErr w:type="spellStart"/>
       <w:r>
         <w:rPr>
           <w:b/>
@@ -13661,11 +13014,9 @@
         </w:rPr>
         <w:t>SignifydFraudScore</w:t>
       </w:r>
-      <w:proofErr w:type="spellEnd"/>
       <w:r>
         <w:t xml:space="preserve">, </w:t>
       </w:r>
-      <w:proofErr w:type="spellStart"/>
       <w:r>
         <w:rPr>
           <w:b/>
@@ -13673,11 +13024,9 @@
         </w:rPr>
         <w:t>SignifydPolicy</w:t>
       </w:r>
-      <w:proofErr w:type="spellEnd"/>
       <w:r>
         <w:t xml:space="preserve"> and </w:t>
       </w:r>
-      <w:proofErr w:type="spellStart"/>
       <w:r>
         <w:rPr>
           <w:b/>
@@ -13685,7 +13034,6 @@
         </w:rPr>
         <w:t>SignifydPolicyName</w:t>
       </w:r>
-      <w:proofErr w:type="spellEnd"/>
       <w:r>
         <w:t xml:space="preserve"> are saved on the order.</w:t>
       </w:r>
@@ -13702,7 +13050,6 @@
       <w:r>
         <w:t xml:space="preserve">The order fails and the attribute </w:t>
       </w:r>
-      <w:proofErr w:type="spellStart"/>
       <w:r>
         <w:rPr>
           <w:b/>
@@ -13710,7 +13057,6 @@
         </w:rPr>
         <w:t>SignifydOrderFailedReason</w:t>
       </w:r>
-      <w:proofErr w:type="spellEnd"/>
       <w:r>
         <w:t xml:space="preserve"> is updated on the order.</w:t>
       </w:r>
@@ -13826,15 +13172,7 @@
         <w:spacing w:after="0" w:line="240" w:lineRule="auto"/>
       </w:pPr>
       <w:r>
-        <w:t xml:space="preserve">Signifyd sends the </w:t>
-      </w:r>
-      <w:proofErr w:type="spellStart"/>
-      <w:r>
-        <w:t>checkpointAction</w:t>
-      </w:r>
-      <w:proofErr w:type="spellEnd"/>
-      <w:r>
-        <w:t xml:space="preserve"> field as “Reject” in the response. </w:t>
+        <w:t xml:space="preserve">Signifyd sends the checkpointAction field as “Reject” in the response. </w:t>
       </w:r>
       <w:r>
         <w:t xml:space="preserve">The </w:t>
@@ -13842,7 +13180,6 @@
       <w:r>
         <w:t xml:space="preserve">attributes </w:t>
       </w:r>
-      <w:proofErr w:type="spellStart"/>
       <w:r>
         <w:rPr>
           <w:b/>
@@ -13850,11 +13187,9 @@
         </w:rPr>
         <w:t>SignifydCaseID</w:t>
       </w:r>
-      <w:proofErr w:type="spellEnd"/>
       <w:r>
         <w:t xml:space="preserve">, </w:t>
       </w:r>
-      <w:proofErr w:type="spellStart"/>
       <w:r>
         <w:rPr>
           <w:b/>
@@ -13862,11 +13197,9 @@
         </w:rPr>
         <w:t>SignifydOrderURL</w:t>
       </w:r>
-      <w:proofErr w:type="spellEnd"/>
       <w:r>
         <w:t xml:space="preserve">, </w:t>
       </w:r>
-      <w:proofErr w:type="spellStart"/>
       <w:r>
         <w:rPr>
           <w:b/>
@@ -13874,11 +13207,9 @@
         </w:rPr>
         <w:t>SignifydFraudScore</w:t>
       </w:r>
-      <w:proofErr w:type="spellEnd"/>
       <w:r>
         <w:t xml:space="preserve">, </w:t>
       </w:r>
-      <w:proofErr w:type="spellStart"/>
       <w:r>
         <w:rPr>
           <w:b/>
@@ -13886,11 +13217,9 @@
         </w:rPr>
         <w:t>SignifydPolicy</w:t>
       </w:r>
-      <w:proofErr w:type="spellEnd"/>
       <w:r>
         <w:t xml:space="preserve"> and </w:t>
       </w:r>
-      <w:proofErr w:type="spellStart"/>
       <w:r>
         <w:rPr>
           <w:b/>
@@ -13898,7 +13227,6 @@
         </w:rPr>
         <w:t>SignifydPolicyName</w:t>
       </w:r>
-      <w:proofErr w:type="spellEnd"/>
       <w:r>
         <w:t xml:space="preserve"> are saved on the order.</w:t>
       </w:r>
@@ -13915,7 +13243,6 @@
       <w:r>
         <w:t xml:space="preserve">The attribute </w:t>
       </w:r>
-      <w:proofErr w:type="spellStart"/>
       <w:r>
         <w:rPr>
           <w:b/>
@@ -13923,7 +13250,6 @@
         </w:rPr>
         <w:t>SignifydOrderFailedReason</w:t>
       </w:r>
-      <w:proofErr w:type="spellEnd"/>
       <w:r>
         <w:t xml:space="preserve"> is updated on the order and the order proceeds to be authorized.</w:t>
       </w:r>
@@ -14065,15 +13391,7 @@
         <w:spacing w:after="0" w:line="240" w:lineRule="auto"/>
       </w:pPr>
       <w:r>
-        <w:t xml:space="preserve">Signifyd sends the </w:t>
-      </w:r>
-      <w:proofErr w:type="spellStart"/>
-      <w:r>
-        <w:t>checkpointAction</w:t>
-      </w:r>
-      <w:proofErr w:type="spellEnd"/>
-      <w:r>
-        <w:t xml:space="preserve"> field as “Hold” in the response. </w:t>
+        <w:t xml:space="preserve">Signifyd sends the checkpointAction field as “Hold” in the response. </w:t>
       </w:r>
       <w:r>
         <w:t xml:space="preserve">The </w:t>
@@ -14081,7 +13399,6 @@
       <w:r>
         <w:t xml:space="preserve">attributes </w:t>
       </w:r>
-      <w:proofErr w:type="spellStart"/>
       <w:r>
         <w:rPr>
           <w:b/>
@@ -14089,11 +13406,9 @@
         </w:rPr>
         <w:t>SignifydCaseID</w:t>
       </w:r>
-      <w:proofErr w:type="spellEnd"/>
       <w:r>
         <w:t xml:space="preserve">, </w:t>
       </w:r>
-      <w:proofErr w:type="spellStart"/>
       <w:r>
         <w:rPr>
           <w:b/>
@@ -14101,11 +13416,9 @@
         </w:rPr>
         <w:t>SignifydOrderURL</w:t>
       </w:r>
-      <w:proofErr w:type="spellEnd"/>
       <w:r>
         <w:t xml:space="preserve">, </w:t>
       </w:r>
-      <w:proofErr w:type="spellStart"/>
       <w:r>
         <w:rPr>
           <w:b/>
@@ -14113,11 +13426,9 @@
         </w:rPr>
         <w:t>SignifydFraudScore</w:t>
       </w:r>
-      <w:proofErr w:type="spellEnd"/>
       <w:r>
         <w:t xml:space="preserve">, </w:t>
       </w:r>
-      <w:proofErr w:type="spellStart"/>
       <w:r>
         <w:rPr>
           <w:b/>
@@ -14125,11 +13436,9 @@
         </w:rPr>
         <w:t>SignifydPolicy</w:t>
       </w:r>
-      <w:proofErr w:type="spellEnd"/>
       <w:r>
         <w:t xml:space="preserve"> and </w:t>
       </w:r>
-      <w:proofErr w:type="spellStart"/>
       <w:r>
         <w:rPr>
           <w:b/>
@@ -14137,7 +13446,6 @@
         </w:rPr>
         <w:t>SignifydPolicyName</w:t>
       </w:r>
-      <w:proofErr w:type="spellEnd"/>
       <w:r>
         <w:t xml:space="preserve"> are saved on the order.</w:t>
       </w:r>
@@ -14197,15 +13505,12 @@
       <w:r>
         <w:t xml:space="preserve"> Webhook will be triggered to send a new </w:t>
       </w:r>
-      <w:proofErr w:type="spellStart"/>
       <w:r>
         <w:t>checkpointAction</w:t>
       </w:r>
-      <w:proofErr w:type="spellEnd"/>
       <w:r>
         <w:t xml:space="preserve"> and update the order </w:t>
       </w:r>
-      <w:proofErr w:type="spellStart"/>
       <w:r>
         <w:rPr>
           <w:b/>
@@ -14213,11 +13518,9 @@
         </w:rPr>
         <w:t>SignifydPolicy</w:t>
       </w:r>
-      <w:proofErr w:type="spellEnd"/>
       <w:r>
         <w:t xml:space="preserve"> and </w:t>
       </w:r>
-      <w:proofErr w:type="spellStart"/>
       <w:r>
         <w:rPr>
           <w:b/>
@@ -14225,7 +13528,6 @@
         </w:rPr>
         <w:t>SignifydPolicyName</w:t>
       </w:r>
-      <w:proofErr w:type="spellEnd"/>
       <w:r>
         <w:t xml:space="preserve"> attributes. </w:t>
       </w:r>
@@ -14355,47 +13657,22 @@
       <w:r>
         <w:t xml:space="preserve">attributes </w:t>
       </w:r>
-      <w:proofErr w:type="spellStart"/>
       <w:r>
         <w:rPr>
           <w:b/>
           <w:bCs/>
         </w:rPr>
-        <w:t>SignifydCaseID</w:t>
-      </w:r>
-      <w:proofErr w:type="spellEnd"/>
+        <w:t xml:space="preserve">SignifydCaseID </w:t>
+      </w:r>
+      <w:r>
+        <w:t>and</w:t>
+      </w:r>
       <w:r>
         <w:rPr>
           <w:b/>
           <w:bCs/>
         </w:rPr>
-        <w:t xml:space="preserve"> </w:t>
-      </w:r>
-      <w:r>
-        <w:t>and</w:t>
-      </w:r>
-      <w:r>
-        <w:rPr>
-          <w:b/>
-          <w:bCs/>
-        </w:rPr>
-        <w:t xml:space="preserve"> </w:t>
-      </w:r>
-      <w:proofErr w:type="spellStart"/>
-      <w:r>
-        <w:rPr>
-          <w:b/>
-          <w:bCs/>
-        </w:rPr>
-        <w:t>SignifydOrderURL</w:t>
-      </w:r>
-      <w:proofErr w:type="spellEnd"/>
-      <w:r>
-        <w:rPr>
-          <w:b/>
-          <w:bCs/>
-        </w:rPr>
-        <w:t xml:space="preserve"> </w:t>
+        <w:t xml:space="preserve"> SignifydOrderURL </w:t>
       </w:r>
       <w:r>
         <w:t>are saved on the order.</w:t>
@@ -14419,7 +13696,6 @@
       <w:r>
         <w:t xml:space="preserve">Webhook is triggered, a callback is made to SFCC to update the order attribute </w:t>
       </w:r>
-      <w:proofErr w:type="spellStart"/>
       <w:r>
         <w:rPr>
           <w:b/>
@@ -14427,17 +13703,8 @@
         </w:rPr>
         <w:t>SignifydPolicy</w:t>
       </w:r>
-      <w:proofErr w:type="spellEnd"/>
-      <w:r>
-        <w:t xml:space="preserve"> with the “Accept” </w:t>
-      </w:r>
-      <w:proofErr w:type="spellStart"/>
-      <w:r>
-        <w:t>checkpointAction</w:t>
-      </w:r>
-      <w:proofErr w:type="spellEnd"/>
-      <w:r>
-        <w:t xml:space="preserve"> value from the response. </w:t>
+      <w:r>
+        <w:t xml:space="preserve"> with the “Accept” checkpointAction value from the response. </w:t>
       </w:r>
     </w:p>
     <w:p>
@@ -14452,7 +13719,6 @@
       <w:r>
         <w:t xml:space="preserve">If </w:t>
       </w:r>
-      <w:proofErr w:type="spellStart"/>
       <w:r>
         <w:rPr>
           <w:b/>
@@ -14460,7 +13726,6 @@
         </w:rPr>
         <w:t>SignifydHoldOrderEnable</w:t>
       </w:r>
-      <w:proofErr w:type="spellEnd"/>
       <w:r>
         <w:t xml:space="preserve"> custom preference is set to Yes, the order export status is updated to Ready to Export.</w:t>
       </w:r>
@@ -14555,47 +13820,22 @@
       <w:r>
         <w:t xml:space="preserve">attributes </w:t>
       </w:r>
-      <w:proofErr w:type="spellStart"/>
       <w:r>
         <w:rPr>
           <w:b/>
           <w:bCs/>
         </w:rPr>
-        <w:t>SignifydCaseID</w:t>
-      </w:r>
-      <w:proofErr w:type="spellEnd"/>
+        <w:t xml:space="preserve">SignifydCaseID </w:t>
+      </w:r>
+      <w:r>
+        <w:t>and</w:t>
+      </w:r>
       <w:r>
         <w:rPr>
           <w:b/>
           <w:bCs/>
         </w:rPr>
-        <w:t xml:space="preserve"> </w:t>
-      </w:r>
-      <w:r>
-        <w:t>and</w:t>
-      </w:r>
-      <w:r>
-        <w:rPr>
-          <w:b/>
-          <w:bCs/>
-        </w:rPr>
-        <w:t xml:space="preserve"> </w:t>
-      </w:r>
-      <w:proofErr w:type="spellStart"/>
-      <w:r>
-        <w:rPr>
-          <w:b/>
-          <w:bCs/>
-        </w:rPr>
-        <w:t>SignifydOrderURL</w:t>
-      </w:r>
-      <w:proofErr w:type="spellEnd"/>
-      <w:r>
-        <w:rPr>
-          <w:b/>
-          <w:bCs/>
-        </w:rPr>
-        <w:t xml:space="preserve"> </w:t>
+        <w:t xml:space="preserve"> SignifydOrderURL </w:t>
       </w:r>
       <w:r>
         <w:t>are saved on the order.</w:t>
@@ -14619,7 +13859,6 @@
       <w:r>
         <w:t xml:space="preserve"> Webhook is triggered, a callback is made to SFCC to update the order attribute </w:t>
       </w:r>
-      <w:proofErr w:type="spellStart"/>
       <w:r>
         <w:rPr>
           <w:b/>
@@ -14627,17 +13866,8 @@
         </w:rPr>
         <w:t>SignifydPolicy</w:t>
       </w:r>
-      <w:proofErr w:type="spellEnd"/>
-      <w:r>
-        <w:t xml:space="preserve"> with the with the “Reject” </w:t>
-      </w:r>
-      <w:proofErr w:type="spellStart"/>
-      <w:r>
-        <w:t>checkpointAction</w:t>
-      </w:r>
-      <w:proofErr w:type="spellEnd"/>
-      <w:r>
-        <w:t xml:space="preserve"> value from the response. </w:t>
+      <w:r>
+        <w:t xml:space="preserve"> with the with the “Reject” checkpointAction value from the response. </w:t>
       </w:r>
     </w:p>
     <w:p>
@@ -14652,7 +13882,6 @@
       <w:r>
         <w:t xml:space="preserve">If </w:t>
       </w:r>
-      <w:proofErr w:type="spellStart"/>
       <w:r>
         <w:rPr>
           <w:b/>
@@ -14660,7 +13889,6 @@
         </w:rPr>
         <w:t>SignifydHoldOrderEnable</w:t>
       </w:r>
-      <w:proofErr w:type="spellEnd"/>
       <w:r>
         <w:t xml:space="preserve"> custom preference is set to Yes, the order export status is updated to Not Exported.</w:t>
       </w:r>
@@ -14750,21 +13978,7 @@
         <w:rPr>
           <w:rFonts w:cstheme="minorHAnsi"/>
         </w:rPr>
-        <w:t>indows) or terminal (MacOS/Linux/Unix) navigate to the folder above the cartridges and tun the command “</w:t>
-      </w:r>
-      <w:proofErr w:type="spellStart"/>
-      <w:r>
-        <w:rPr>
-          <w:rFonts w:cstheme="minorHAnsi"/>
-        </w:rPr>
-        <w:t>npm</w:t>
-      </w:r>
-      <w:proofErr w:type="spellEnd"/>
-      <w:r>
-        <w:rPr>
-          <w:rFonts w:cstheme="minorHAnsi"/>
-        </w:rPr>
-        <w:t xml:space="preserve"> run test”, this will test the functionalities within the cartridge source code</w:t>
+        <w:t>indows) or terminal (MacOS/Linux/Unix) navigate to the folder above the cartridges and tun the command “npm run test”, this will test the functionalities within the cartridge source code</w:t>
       </w:r>
       <w:bookmarkStart w:id="57" w:name="_Toc104994178"/>
       <w:r>
@@ -14803,21 +14017,7 @@
         <w:rPr>
           <w:rFonts w:cstheme="minorHAnsi"/>
         </w:rPr>
-        <w:t xml:space="preserve">To run the automated integration testing create a </w:t>
-      </w:r>
-      <w:proofErr w:type="spellStart"/>
-      <w:r>
-        <w:rPr>
-          <w:rFonts w:cstheme="minorHAnsi"/>
-        </w:rPr>
-        <w:t>dw.json</w:t>
-      </w:r>
-      <w:proofErr w:type="spellEnd"/>
-      <w:r>
-        <w:rPr>
-          <w:rFonts w:cstheme="minorHAnsi"/>
-        </w:rPr>
-        <w:t xml:space="preserve"> file on the navigate to the folder above the cartridges</w:t>
+        <w:t>To run the automated integration testing create a dw.json file on the navigate to the folder above the cartridges</w:t>
       </w:r>
     </w:p>
     <w:p>
@@ -14897,21 +14097,7 @@
         <w:rPr>
           <w:rFonts w:asciiTheme="minorHAnsi" w:hAnsiTheme="minorHAnsi" w:cstheme="minorHAnsi"/>
         </w:rPr>
-        <w:t>"</w:t>
-      </w:r>
-      <w:proofErr w:type="spellStart"/>
-      <w:r>
-        <w:rPr>
-          <w:rFonts w:asciiTheme="minorHAnsi" w:hAnsiTheme="minorHAnsi" w:cstheme="minorHAnsi"/>
-        </w:rPr>
-        <w:t>someUser</w:t>
-      </w:r>
-      <w:proofErr w:type="spellEnd"/>
-      <w:r>
-        <w:rPr>
-          <w:rFonts w:asciiTheme="minorHAnsi" w:hAnsiTheme="minorHAnsi" w:cstheme="minorHAnsi"/>
-        </w:rPr>
-        <w:t>"</w:t>
+        <w:t>"someUser"</w:t>
       </w:r>
       <w:r>
         <w:rPr>
@@ -14946,21 +14132,7 @@
         <w:rPr>
           <w:rFonts w:asciiTheme="minorHAnsi" w:hAnsiTheme="minorHAnsi" w:cstheme="minorHAnsi"/>
         </w:rPr>
-        <w:t>"</w:t>
-      </w:r>
-      <w:proofErr w:type="spellStart"/>
-      <w:r>
-        <w:rPr>
-          <w:rFonts w:asciiTheme="minorHAnsi" w:hAnsiTheme="minorHAnsi" w:cstheme="minorHAnsi"/>
-        </w:rPr>
-        <w:t>somePassoword</w:t>
-      </w:r>
-      <w:proofErr w:type="spellEnd"/>
-      <w:r>
-        <w:rPr>
-          <w:rFonts w:asciiTheme="minorHAnsi" w:hAnsiTheme="minorHAnsi" w:cstheme="minorHAnsi"/>
-        </w:rPr>
-        <w:t>"</w:t>
+        <w:t>"somePassoword"</w:t>
       </w:r>
       <w:r>
         <w:rPr>
@@ -14995,21 +14167,7 @@
         <w:rPr>
           <w:rFonts w:asciiTheme="minorHAnsi" w:hAnsiTheme="minorHAnsi" w:cstheme="minorHAnsi"/>
         </w:rPr>
-        <w:t>"</w:t>
-      </w:r>
-      <w:proofErr w:type="spellStart"/>
-      <w:r>
-        <w:rPr>
-          <w:rFonts w:asciiTheme="minorHAnsi" w:hAnsiTheme="minorHAnsi" w:cstheme="minorHAnsi"/>
-        </w:rPr>
-        <w:t>someversion</w:t>
-      </w:r>
-      <w:proofErr w:type="spellEnd"/>
-      <w:r>
-        <w:rPr>
-          <w:rFonts w:asciiTheme="minorHAnsi" w:hAnsiTheme="minorHAnsi" w:cstheme="minorHAnsi"/>
-        </w:rPr>
-        <w:t>"</w:t>
+        <w:t>"someversion"</w:t>
       </w:r>
       <w:r>
         <w:rPr>
@@ -15035,30 +14193,8 @@
         <w:rPr>
           <w:rFonts w:cstheme="minorHAnsi"/>
         </w:rPr>
-        <w:t xml:space="preserve">Then run the command </w:t>
-      </w:r>
-      <w:proofErr w:type="spellStart"/>
-      <w:r>
-        <w:rPr>
-          <w:rFonts w:cstheme="minorHAnsi"/>
-        </w:rPr>
-        <w:t>npm</w:t>
-      </w:r>
-      <w:proofErr w:type="spellEnd"/>
-      <w:r>
-        <w:rPr>
-          <w:rFonts w:cstheme="minorHAnsi"/>
-        </w:rPr>
-        <w:t xml:space="preserve"> run </w:t>
-      </w:r>
-      <w:proofErr w:type="spellStart"/>
-      <w:r>
-        <w:rPr>
-          <w:rFonts w:cstheme="minorHAnsi"/>
-        </w:rPr>
-        <w:t>test:integration</w:t>
-      </w:r>
-      <w:proofErr w:type="spellEnd"/>
+        <w:t>Then run the command npm run test:integration</w:t>
+      </w:r>
     </w:p>
     <w:p>
       <w:pPr>
@@ -15161,37 +14297,123 @@
         </w:rPr>
         <w:t xml:space="preserve">: The merchant should verify if the custom preference </w:t>
       </w:r>
-      <w:proofErr w:type="spellStart"/>
       <w:r>
         <w:rPr>
           <w:rFonts w:cstheme="minorHAnsi"/>
           <w:b/>
           <w:bCs/>
         </w:rPr>
-        <w:t>SignifydApiKey</w:t>
-      </w:r>
-      <w:proofErr w:type="spellEnd"/>
+        <w:t xml:space="preserve">SignifydApiKey </w:t>
+      </w:r>
+      <w:r>
+        <w:rPr>
+          <w:rFonts w:cstheme="minorHAnsi"/>
+        </w:rPr>
+        <w:t>is correctly setup with the API key.</w:t>
+      </w:r>
+    </w:p>
+    <w:p>
+      <w:pPr>
+        <w:rPr>
+          <w:rFonts w:cstheme="minorHAnsi"/>
+        </w:rPr>
+      </w:pPr>
+    </w:p>
+    <w:p>
+      <w:pPr>
+        <w:pStyle w:val="Ttulo3"/>
+        <w:rPr>
+          <w:rFonts w:asciiTheme="minorHAnsi" w:hAnsiTheme="minorHAnsi" w:cstheme="minorHAnsi"/>
+        </w:rPr>
+      </w:pPr>
+      <w:bookmarkStart w:id="61" w:name="_Toc104994181"/>
+      <w:bookmarkStart w:id="62" w:name="_Toc211501386"/>
+      <w:r>
+        <w:rPr>
+          <w:rFonts w:asciiTheme="minorHAnsi" w:hAnsiTheme="minorHAnsi" w:cstheme="minorHAnsi"/>
+        </w:rPr>
+        <w:t xml:space="preserve">5.10.2 </w:t>
+      </w:r>
+      <w:r>
+        <w:rPr>
+          <w:rFonts w:asciiTheme="minorHAnsi" w:hAnsiTheme="minorHAnsi" w:cstheme="minorHAnsi"/>
+        </w:rPr>
+        <w:t>Wrong API Key</w:t>
+      </w:r>
+      <w:bookmarkEnd w:id="61"/>
+      <w:bookmarkEnd w:id="62"/>
+    </w:p>
+    <w:p>
+      <w:pPr>
+        <w:ind w:left="1416"/>
+        <w:rPr>
+          <w:rFonts w:cstheme="minorHAnsi"/>
+        </w:rPr>
+      </w:pPr>
+    </w:p>
+    <w:p>
+      <w:pPr>
+        <w:rPr>
+          <w:rFonts w:cstheme="minorHAnsi"/>
+        </w:rPr>
+      </w:pPr>
+      <w:r>
+        <w:rPr>
+          <w:rFonts w:cstheme="minorHAnsi"/>
+        </w:rPr>
+        <w:t>If the API key is wrong, the following error will be seen in the logs for any of the services:</w:t>
+      </w:r>
+    </w:p>
+    <w:p>
+      <w:pPr>
+        <w:pStyle w:val="code"/>
+        <w:ind w:left="0"/>
+        <w:rPr>
+          <w:rFonts w:asciiTheme="minorHAnsi" w:hAnsiTheme="minorHAnsi" w:cstheme="minorHAnsi"/>
+        </w:rPr>
+      </w:pPr>
+      <w:r>
+        <w:rPr>
+          <w:rFonts w:asciiTheme="minorHAnsi" w:hAnsiTheme="minorHAnsi" w:cstheme="minorHAnsi"/>
+        </w:rPr>
+        <w:tab/>
+        <w:t>Provided API Key not found.</w:t>
+      </w:r>
+    </w:p>
+    <w:p>
+      <w:pPr>
+        <w:rPr>
+          <w:rFonts w:cstheme="minorHAnsi"/>
+        </w:rPr>
+      </w:pPr>
       <w:r>
         <w:rPr>
           <w:rFonts w:cstheme="minorHAnsi"/>
           <w:b/>
           <w:bCs/>
         </w:rPr>
-        <w:t xml:space="preserve"> </w:t>
-      </w:r>
-      <w:r>
-        <w:rPr>
-          <w:rFonts w:cstheme="minorHAnsi"/>
-        </w:rPr>
-        <w:t>is correctly setup with the API key.</w:t>
-      </w:r>
-    </w:p>
-    <w:p>
-      <w:pPr>
-        <w:rPr>
-          <w:rFonts w:cstheme="minorHAnsi"/>
-        </w:rPr>
-      </w:pPr>
+        <w:t>Solution</w:t>
+      </w:r>
+      <w:r>
+        <w:rPr>
+          <w:rFonts w:cstheme="minorHAnsi"/>
+        </w:rPr>
+        <w:t xml:space="preserve">: The merchant should double check if the custom preference </w:t>
+      </w:r>
+      <w:r>
+        <w:rPr>
+          <w:rFonts w:cstheme="minorHAnsi"/>
+          <w:b/>
+          <w:bCs/>
+        </w:rPr>
+        <w:t xml:space="preserve">SignifydApiKey </w:t>
+      </w:r>
+      <w:r>
+        <w:rPr>
+          <w:rFonts w:cstheme="minorHAnsi"/>
+        </w:rPr>
+        <w:t>has the correct API key.</w:t>
+      </w:r>
     </w:p>
     <w:p>
       <w:pPr>
@@ -15200,42 +14422,49 @@
           <w:rFonts w:asciiTheme="minorHAnsi" w:hAnsiTheme="minorHAnsi" w:cstheme="minorHAnsi"/>
         </w:rPr>
       </w:pPr>
-      <w:bookmarkStart w:id="61" w:name="_Toc104994181"/>
-      <w:bookmarkStart w:id="62" w:name="_Toc211501386"/>
-      <w:r>
+      <w:bookmarkStart w:id="63" w:name="_Toc104994182"/>
+    </w:p>
+    <w:p>
+      <w:pPr>
+        <w:pStyle w:val="Ttulo3"/>
         <w:rPr>
           <w:rFonts w:asciiTheme="minorHAnsi" w:hAnsiTheme="minorHAnsi" w:cstheme="minorHAnsi"/>
         </w:rPr>
-        <w:t xml:space="preserve">5.10.2 </w:t>
-      </w:r>
+      </w:pPr>
+      <w:bookmarkStart w:id="64" w:name="_Toc211501387"/>
       <w:r>
         <w:rPr>
           <w:rFonts w:asciiTheme="minorHAnsi" w:hAnsiTheme="minorHAnsi" w:cstheme="minorHAnsi"/>
         </w:rPr>
-        <w:t>Wrong API Key</w:t>
-      </w:r>
-      <w:bookmarkEnd w:id="61"/>
-      <w:bookmarkEnd w:id="62"/>
-    </w:p>
-    <w:p>
-      <w:pPr>
-        <w:ind w:left="1416"/>
-        <w:rPr>
-          <w:rFonts w:cstheme="minorHAnsi"/>
-        </w:rPr>
-      </w:pPr>
-    </w:p>
-    <w:p>
-      <w:pPr>
-        <w:rPr>
-          <w:rFonts w:cstheme="minorHAnsi"/>
-        </w:rPr>
-      </w:pPr>
-      <w:r>
-        <w:rPr>
-          <w:rFonts w:cstheme="minorHAnsi"/>
-        </w:rPr>
-        <w:t>If the API key is wrong, the following error will be seen in the logs for any of the services:</w:t>
+        <w:t xml:space="preserve">5.10.3 </w:t>
+      </w:r>
+      <w:r>
+        <w:rPr>
+          <w:rFonts w:asciiTheme="minorHAnsi" w:hAnsiTheme="minorHAnsi" w:cstheme="minorHAnsi"/>
+        </w:rPr>
+        <w:t>Service not enabled</w:t>
+      </w:r>
+      <w:bookmarkEnd w:id="63"/>
+      <w:bookmarkEnd w:id="64"/>
+    </w:p>
+    <w:p>
+      <w:pPr>
+        <w:rPr>
+          <w:rFonts w:cstheme="minorHAnsi"/>
+        </w:rPr>
+      </w:pPr>
+    </w:p>
+    <w:p>
+      <w:pPr>
+        <w:rPr>
+          <w:rFonts w:cstheme="minorHAnsi"/>
+        </w:rPr>
+      </w:pPr>
+      <w:r>
+        <w:rPr>
+          <w:rFonts w:cstheme="minorHAnsi"/>
+        </w:rPr>
+        <w:t>If a service is not correctly enabled in Business Manager, the following error will be triggered:</w:t>
       </w:r>
     </w:p>
     <w:p>
@@ -15250,162 +14479,7 @@
         <w:rPr>
           <w:rFonts w:asciiTheme="minorHAnsi" w:hAnsiTheme="minorHAnsi" w:cstheme="minorHAnsi"/>
         </w:rPr>
-        <w:tab/>
-        <w:t>Provided API Key not found.</w:t>
-      </w:r>
-    </w:p>
-    <w:p>
-      <w:pPr>
-        <w:rPr>
-          <w:rFonts w:cstheme="minorHAnsi"/>
-        </w:rPr>
-      </w:pPr>
-      <w:r>
-        <w:rPr>
-          <w:rFonts w:cstheme="minorHAnsi"/>
-          <w:b/>
-          <w:bCs/>
-        </w:rPr>
-        <w:t>Solution</w:t>
-      </w:r>
-      <w:r>
-        <w:rPr>
-          <w:rFonts w:cstheme="minorHAnsi"/>
-        </w:rPr>
-        <w:t xml:space="preserve">: The merchant should double check if the custom preference </w:t>
-      </w:r>
-      <w:proofErr w:type="spellStart"/>
-      <w:r>
-        <w:rPr>
-          <w:rFonts w:cstheme="minorHAnsi"/>
-          <w:b/>
-          <w:bCs/>
-        </w:rPr>
-        <w:t>SignifydApiKey</w:t>
-      </w:r>
-      <w:proofErr w:type="spellEnd"/>
-      <w:r>
-        <w:rPr>
-          <w:rFonts w:cstheme="minorHAnsi"/>
-          <w:b/>
-          <w:bCs/>
-        </w:rPr>
-        <w:t xml:space="preserve"> </w:t>
-      </w:r>
-      <w:r>
-        <w:rPr>
-          <w:rFonts w:cstheme="minorHAnsi"/>
-        </w:rPr>
-        <w:t>has the correct API key.</w:t>
-      </w:r>
-    </w:p>
-    <w:p>
-      <w:pPr>
-        <w:pStyle w:val="Ttulo3"/>
-        <w:rPr>
-          <w:rFonts w:asciiTheme="minorHAnsi" w:hAnsiTheme="minorHAnsi" w:cstheme="minorHAnsi"/>
-        </w:rPr>
-      </w:pPr>
-      <w:bookmarkStart w:id="63" w:name="_Toc104994182"/>
-    </w:p>
-    <w:p>
-      <w:pPr>
-        <w:pStyle w:val="Ttulo3"/>
-        <w:rPr>
-          <w:rFonts w:asciiTheme="minorHAnsi" w:hAnsiTheme="minorHAnsi" w:cstheme="minorHAnsi"/>
-        </w:rPr>
-      </w:pPr>
-      <w:bookmarkStart w:id="64" w:name="_Toc211501387"/>
-      <w:r>
-        <w:rPr>
-          <w:rFonts w:asciiTheme="minorHAnsi" w:hAnsiTheme="minorHAnsi" w:cstheme="minorHAnsi"/>
-        </w:rPr>
-        <w:t xml:space="preserve">5.10.3 </w:t>
-      </w:r>
-      <w:r>
-        <w:rPr>
-          <w:rFonts w:asciiTheme="minorHAnsi" w:hAnsiTheme="minorHAnsi" w:cstheme="minorHAnsi"/>
-        </w:rPr>
-        <w:t>Service not enabled</w:t>
-      </w:r>
-      <w:bookmarkEnd w:id="63"/>
-      <w:bookmarkEnd w:id="64"/>
-    </w:p>
-    <w:p>
-      <w:pPr>
-        <w:rPr>
-          <w:rFonts w:cstheme="minorHAnsi"/>
-        </w:rPr>
-      </w:pPr>
-    </w:p>
-    <w:p>
-      <w:pPr>
-        <w:rPr>
-          <w:rFonts w:cstheme="minorHAnsi"/>
-        </w:rPr>
-      </w:pPr>
-      <w:r>
-        <w:rPr>
-          <w:rFonts w:cstheme="minorHAnsi"/>
-        </w:rPr>
-        <w:t>If a service is not correctly enabled in Business Manager, the following error will be triggered:</w:t>
-      </w:r>
-    </w:p>
-    <w:p>
-      <w:pPr>
-        <w:pStyle w:val="code"/>
-        <w:ind w:left="0"/>
-        <w:rPr>
-          <w:rFonts w:asciiTheme="minorHAnsi" w:hAnsiTheme="minorHAnsi" w:cstheme="minorHAnsi"/>
-        </w:rPr>
-      </w:pPr>
-      <w:r>
-        <w:rPr>
-          <w:rFonts w:asciiTheme="minorHAnsi" w:hAnsiTheme="minorHAnsi" w:cstheme="minorHAnsi"/>
-        </w:rPr>
-        <w:t>Service={</w:t>
-      </w:r>
-      <w:proofErr w:type="spellStart"/>
-      <w:r>
-        <w:rPr>
-          <w:rFonts w:asciiTheme="minorHAnsi" w:hAnsiTheme="minorHAnsi" w:cstheme="minorHAnsi"/>
-        </w:rPr>
-        <w:t>name_of_the_service</w:t>
-      </w:r>
-      <w:proofErr w:type="spellEnd"/>
-      <w:r>
-        <w:rPr>
-          <w:rFonts w:asciiTheme="minorHAnsi" w:hAnsiTheme="minorHAnsi" w:cstheme="minorHAnsi"/>
-        </w:rPr>
-        <w:t xml:space="preserve">} status=SERVICE_UNAVAILABLE </w:t>
-      </w:r>
-      <w:proofErr w:type="spellStart"/>
-      <w:r>
-        <w:rPr>
-          <w:rFonts w:asciiTheme="minorHAnsi" w:hAnsiTheme="minorHAnsi" w:cstheme="minorHAnsi"/>
-        </w:rPr>
-        <w:t>errorCode</w:t>
-      </w:r>
-      <w:proofErr w:type="spellEnd"/>
-      <w:r>
-        <w:rPr>
-          <w:rFonts w:asciiTheme="minorHAnsi" w:hAnsiTheme="minorHAnsi" w:cstheme="minorHAnsi"/>
-        </w:rPr>
-        <w:t xml:space="preserve">=0 </w:t>
-      </w:r>
-      <w:proofErr w:type="spellStart"/>
-      <w:r>
-        <w:rPr>
-          <w:rFonts w:asciiTheme="minorHAnsi" w:hAnsiTheme="minorHAnsi" w:cstheme="minorHAnsi"/>
-        </w:rPr>
-        <w:t>errorMessage</w:t>
-      </w:r>
-      <w:proofErr w:type="spellEnd"/>
-      <w:r>
-        <w:rPr>
-          <w:rFonts w:asciiTheme="minorHAnsi" w:hAnsiTheme="minorHAnsi" w:cstheme="minorHAnsi"/>
-        </w:rPr>
-        <w:t>=The service is not enabled</w:t>
+        <w:t>Service={name_of_the_service} status=SERVICE_UNAVAILABLE errorCode=0 errorMessage=The service is not enabled</w:t>
       </w:r>
     </w:p>
     <w:p>
@@ -15939,9 +15013,8 @@
           <w:sz w:val="21"/>
           <w:szCs w:val="21"/>
         </w:rPr>
-        <w:t>Out of the box the cartridge supports “</w:t>
-      </w:r>
-      <w:proofErr w:type="spellStart"/>
+        <w:t>Out of the box the cartridge supports “en_U</w:t>
+      </w:r>
       <w:r>
         <w:rPr>
           <w:rStyle w:val="nfaseSutil"/>
@@ -15952,7 +15025,7 @@
           <w:sz w:val="21"/>
           <w:szCs w:val="21"/>
         </w:rPr>
-        <w:t>en_U</w:t>
+        <w:t>S</w:t>
       </w:r>
       <w:r>
         <w:rPr>
@@ -15964,46 +15037,7 @@
           <w:sz w:val="21"/>
           <w:szCs w:val="21"/>
         </w:rPr>
-        <w:t>S</w:t>
-      </w:r>
-      <w:proofErr w:type="spellEnd"/>
-      <w:r>
-        <w:rPr>
-          <w:rStyle w:val="nfaseSutil"/>
-          <w:rFonts w:asciiTheme="minorHAnsi" w:hAnsiTheme="minorHAnsi" w:cstheme="minorHAnsi"/>
-          <w:i w:val="0"/>
-          <w:iCs w:val="0"/>
-          <w:color w:val="auto"/>
-          <w:sz w:val="21"/>
-          <w:szCs w:val="21"/>
-        </w:rPr>
-        <w:t xml:space="preserve">” locale, but other locales may be added according to </w:t>
-      </w:r>
-      <w:proofErr w:type="spellStart"/>
-      <w:r>
-        <w:rPr>
-          <w:rStyle w:val="nfaseSutil"/>
-          <w:rFonts w:asciiTheme="minorHAnsi" w:hAnsiTheme="minorHAnsi" w:cstheme="minorHAnsi"/>
-          <w:i w:val="0"/>
-          <w:iCs w:val="0"/>
-          <w:color w:val="auto"/>
-          <w:sz w:val="21"/>
-          <w:szCs w:val="21"/>
-        </w:rPr>
-        <w:t>Signifyd’s</w:t>
-      </w:r>
-      <w:proofErr w:type="spellEnd"/>
-      <w:r>
-        <w:rPr>
-          <w:rStyle w:val="nfaseSutil"/>
-          <w:rFonts w:asciiTheme="minorHAnsi" w:hAnsiTheme="minorHAnsi" w:cstheme="minorHAnsi"/>
-          <w:i w:val="0"/>
-          <w:iCs w:val="0"/>
-          <w:color w:val="auto"/>
-          <w:sz w:val="21"/>
-          <w:szCs w:val="21"/>
-        </w:rPr>
-        <w:t xml:space="preserve"> service availability, Signifyd has support for multiple countries and locales</w:t>
+        <w:t>” locale, but other locales may be added according to Signifyd’s service availability, Signifyd has support for multiple countries and locales</w:t>
       </w:r>
       <w:r>
         <w:rPr>
@@ -21678,6 +20712,7 @@
   <w:style w:type="character" w:default="1" w:styleId="Fontepargpadro">
     <w:name w:val="Default Paragraph Font"/>
     <w:uiPriority w:val="1"/>
+    <w:semiHidden/>
     <w:unhideWhenUsed/>
   </w:style>
   <w:style w:type="table" w:default="1" w:styleId="Tabelanormal">
@@ -24561,6 +23596,28 @@
 </file>
 
 <file path=customXml/item4.xml><?xml version="1.0" encoding="utf-8"?>
+<b:Sources xmlns:b="http://schemas.openxmlformats.org/officeDocument/2006/bibliography" xmlns="http://schemas.openxmlformats.org/officeDocument/2006/bibliography" SelectedStyle="\CHICAGO.XSL" StyleName="Chicago"/>
+</file>
+
+<file path=customXml/item5.xml><?xml version="1.0" encoding="utf-8"?>
+<b:Sources xmlns:b="http://schemas.openxmlformats.org/officeDocument/2006/bibliography" xmlns="http://schemas.openxmlformats.org/officeDocument/2006/bibliography" SelectedStyle="\CHICAGO.XSL" StyleName="Chicago"/>
+</file>
+
+<file path=customXml/item6.xml><?xml version="1.0" encoding="utf-8"?>
+<p:properties xmlns:p="http://schemas.microsoft.com/office/2006/metadata/properties" xmlns:xsi="http://www.w3.org/2001/XMLSchema-instance" xmlns:pc="http://schemas.microsoft.com/office/infopath/2007/PartnerControls">
+  <documentManagement>
+    <k0a767481f69401b9656bbf4dd6abb1d xmlns="2680ebc2-70e2-42cc-af17-343d078fef82">
+      <Terms xmlns="http://schemas.microsoft.com/office/infopath/2007/PartnerControls"/>
+    </k0a767481f69401b9656bbf4dd6abb1d>
+    <TaxCatchAll xmlns="41dbd0cf-c47a-4cea-8dfa-c6db00955148"/>
+    <l11c893632bd4f5284d827a786471c77 xmlns="2680ebc2-70e2-42cc-af17-343d078fef82">
+      <Terms xmlns="http://schemas.microsoft.com/office/infopath/2007/PartnerControls"/>
+    </l11c893632bd4f5284d827a786471c77>
+  </documentManagement>
+</p:properties>
+</file>
+
+<file path=customXml/item7.xml><?xml version="1.0" encoding="utf-8"?>
 <ct:contentTypeSchema xmlns:ct="http://schemas.microsoft.com/office/2006/metadata/contentType" xmlns:ma="http://schemas.microsoft.com/office/2006/metadata/properties/metaAttributes" ct:_="" ma:_="" ma:contentTypeName="Document" ma:contentTypeID="0x010100BAC6AAE9A7AC6F448B8E6AD308F25C33" ma:contentTypeVersion="9" ma:contentTypeDescription="Create a new document." ma:contentTypeScope="" ma:versionID="9947e9a47e1bfbe6ee25356abc8c556f">
   <xsd:schema xmlns:xsd="http://www.w3.org/2001/XMLSchema" xmlns:xs="http://www.w3.org/2001/XMLSchema" xmlns:p="http://schemas.microsoft.com/office/2006/metadata/properties" xmlns:ns2="41dbd0cf-c47a-4cea-8dfa-c6db00955148" xmlns:ns3="2680ebc2-70e2-42cc-af17-343d078fef82" xmlns:ns4="3ab059b2-6124-4199-bb85-3249ccb31308" targetNamespace="http://schemas.microsoft.com/office/2006/metadata/properties" ma:root="true" ma:fieldsID="784c332b4ff724ef588fa3376e0daf40" ns2:_="" ns3:_="" ns4:_="">
     <xsd:import namespace="41dbd0cf-c47a-4cea-8dfa-c6db00955148"/>
@@ -24758,30 +23815,8 @@
 </ct:contentTypeSchema>
 </file>
 
-<file path=customXml/item5.xml><?xml version="1.0" encoding="utf-8"?>
-<b:Sources xmlns:b="http://schemas.openxmlformats.org/officeDocument/2006/bibliography" xmlns="http://schemas.openxmlformats.org/officeDocument/2006/bibliography" SelectedStyle="\CHICAGO.XSL" StyleName="Chicago"/>
-</file>
-
-<file path=customXml/item6.xml><?xml version="1.0" encoding="utf-8"?>
-<p:properties xmlns:p="http://schemas.microsoft.com/office/2006/metadata/properties" xmlns:xsi="http://www.w3.org/2001/XMLSchema-instance" xmlns:pc="http://schemas.microsoft.com/office/infopath/2007/PartnerControls">
-  <documentManagement>
-    <k0a767481f69401b9656bbf4dd6abb1d xmlns="2680ebc2-70e2-42cc-af17-343d078fef82">
-      <Terms xmlns="http://schemas.microsoft.com/office/infopath/2007/PartnerControls"/>
-    </k0a767481f69401b9656bbf4dd6abb1d>
-    <TaxCatchAll xmlns="41dbd0cf-c47a-4cea-8dfa-c6db00955148"/>
-    <l11c893632bd4f5284d827a786471c77 xmlns="2680ebc2-70e2-42cc-af17-343d078fef82">
-      <Terms xmlns="http://schemas.microsoft.com/office/infopath/2007/PartnerControls"/>
-    </l11c893632bd4f5284d827a786471c77>
-  </documentManagement>
-</p:properties>
-</file>
-
-<file path=customXml/item7.xml><?xml version="1.0" encoding="utf-8"?>
-<b:Sources xmlns:b="http://schemas.openxmlformats.org/officeDocument/2006/bibliography" xmlns="http://schemas.openxmlformats.org/officeDocument/2006/bibliography" SelectedStyle="\CHICAGO.XSL" StyleName="Chicago"/>
-</file>
-
 <file path=customXml/itemProps1.xml><?xml version="1.0" encoding="utf-8"?>
-<ds:datastoreItem xmlns:ds="http://schemas.openxmlformats.org/officeDocument/2006/customXml" ds:itemID="{05CD6A24-F136-463B-BF16-F15886741A5F}">
+<ds:datastoreItem xmlns:ds="http://schemas.openxmlformats.org/officeDocument/2006/customXml" ds:itemID="{74EDC720-C843-4BCC-ACEC-72DB380D8DF2}">
   <ds:schemaRefs>
     <ds:schemaRef ds:uri="http://schemas.openxmlformats.org/officeDocument/2006/bibliography"/>
   </ds:schemaRefs>
@@ -24797,6 +23832,14 @@
 </file>
 
 <file path=customXml/itemProps3.xml><?xml version="1.0" encoding="utf-8"?>
+<ds:datastoreItem xmlns:ds="http://schemas.openxmlformats.org/officeDocument/2006/customXml" ds:itemID="{DFFD90AB-A9CA-48E9-A772-13C69588A728}">
+  <ds:schemaRefs>
+    <ds:schemaRef ds:uri="http://schemas.openxmlformats.org/officeDocument/2006/bibliography"/>
+  </ds:schemaRefs>
+</ds:datastoreItem>
+</file>
+
+<file path=customXml/itemProps4.xml><?xml version="1.0" encoding="utf-8"?>
 <ds:datastoreItem xmlns:ds="http://schemas.openxmlformats.org/officeDocument/2006/customXml" ds:itemID="{0ACC11CF-7E2F-4A39-A1CC-435974F0A74C}">
   <ds:schemaRefs>
     <ds:schemaRef ds:uri="http://schemas.openxmlformats.org/officeDocument/2006/bibliography"/>
@@ -24804,28 +23847,8 @@
 </ds:datastoreItem>
 </file>
 
-<file path=customXml/itemProps4.xml><?xml version="1.0" encoding="utf-8"?>
-<ds:datastoreItem xmlns:ds="http://schemas.openxmlformats.org/officeDocument/2006/customXml" ds:itemID="{AB403CD4-F922-4E1D-B3EA-72C1A6D547E2}">
-  <ds:schemaRefs>
-    <ds:schemaRef ds:uri="http://schemas.microsoft.com/office/2006/metadata/contentType"/>
-    <ds:schemaRef ds:uri="http://schemas.microsoft.com/office/2006/metadata/properties/metaAttributes"/>
-    <ds:schemaRef ds:uri="http://www.w3.org/2001/XMLSchema"/>
-    <ds:schemaRef ds:uri="http://schemas.microsoft.com/office/2006/metadata/properties"/>
-    <ds:schemaRef ds:uri="41dbd0cf-c47a-4cea-8dfa-c6db00955148"/>
-    <ds:schemaRef ds:uri="2680ebc2-70e2-42cc-af17-343d078fef82"/>
-    <ds:schemaRef ds:uri="3ab059b2-6124-4199-bb85-3249ccb31308"/>
-    <ds:schemaRef ds:uri="http://schemas.microsoft.com/office/2006/documentManagement/types"/>
-    <ds:schemaRef ds:uri="http://schemas.microsoft.com/office/infopath/2007/PartnerControls"/>
-    <ds:schemaRef ds:uri="http://schemas.openxmlformats.org/package/2006/metadata/core-properties"/>
-    <ds:schemaRef ds:uri="http://purl.org/dc/elements/1.1/"/>
-    <ds:schemaRef ds:uri="http://purl.org/dc/terms/"/>
-    <ds:schemaRef ds:uri="http://schemas.microsoft.com/internal/obd"/>
-  </ds:schemaRefs>
-</ds:datastoreItem>
-</file>
-
 <file path=customXml/itemProps5.xml><?xml version="1.0" encoding="utf-8"?>
-<ds:datastoreItem xmlns:ds="http://schemas.openxmlformats.org/officeDocument/2006/customXml" ds:itemID="{DFFD90AB-A9CA-48E9-A772-13C69588A728}">
+<ds:datastoreItem xmlns:ds="http://schemas.openxmlformats.org/officeDocument/2006/customXml" ds:itemID="{05CD6A24-F136-463B-BF16-F15886741A5F}">
   <ds:schemaRefs>
     <ds:schemaRef ds:uri="http://schemas.openxmlformats.org/officeDocument/2006/bibliography"/>
   </ds:schemaRefs>
@@ -24844,9 +23867,21 @@
 </file>
 
 <file path=customXml/itemProps7.xml><?xml version="1.0" encoding="utf-8"?>
-<ds:datastoreItem xmlns:ds="http://schemas.openxmlformats.org/officeDocument/2006/customXml" ds:itemID="{74EDC720-C843-4BCC-ACEC-72DB380D8DF2}">
+<ds:datastoreItem xmlns:ds="http://schemas.openxmlformats.org/officeDocument/2006/customXml" ds:itemID="{AB403CD4-F922-4E1D-B3EA-72C1A6D547E2}">
   <ds:schemaRefs>
-    <ds:schemaRef ds:uri="http://schemas.openxmlformats.org/officeDocument/2006/bibliography"/>
+    <ds:schemaRef ds:uri="http://schemas.microsoft.com/office/2006/metadata/contentType"/>
+    <ds:schemaRef ds:uri="http://schemas.microsoft.com/office/2006/metadata/properties/metaAttributes"/>
+    <ds:schemaRef ds:uri="http://www.w3.org/2001/XMLSchema"/>
+    <ds:schemaRef ds:uri="http://schemas.microsoft.com/office/2006/metadata/properties"/>
+    <ds:schemaRef ds:uri="41dbd0cf-c47a-4cea-8dfa-c6db00955148"/>
+    <ds:schemaRef ds:uri="2680ebc2-70e2-42cc-af17-343d078fef82"/>
+    <ds:schemaRef ds:uri="3ab059b2-6124-4199-bb85-3249ccb31308"/>
+    <ds:schemaRef ds:uri="http://schemas.microsoft.com/office/2006/documentManagement/types"/>
+    <ds:schemaRef ds:uri="http://schemas.microsoft.com/office/infopath/2007/PartnerControls"/>
+    <ds:schemaRef ds:uri="http://schemas.openxmlformats.org/package/2006/metadata/core-properties"/>
+    <ds:schemaRef ds:uri="http://purl.org/dc/elements/1.1/"/>
+    <ds:schemaRef ds:uri="http://purl.org/dc/terms/"/>
+    <ds:schemaRef ds:uri="http://schemas.microsoft.com/internal/obd"/>
   </ds:schemaRefs>
 </ds:datastoreItem>
 </file>